--- a/reports/word_documents/Team_108_DP.docx
+++ b/reports/word_documents/Team_108_DP.docx
@@ -42,7 +42,13 @@
         </w:numPr>
       </w:pPr>
       <w:r>
-        <w:t>ARTHIKA G.</w:t>
+        <w:t xml:space="preserve">2025ab05180 </w:t>
+      </w:r>
+      <w:r>
+        <w:t xml:space="preserve">- </w:t>
+      </w:r>
+      <w:r>
+        <w:t>ARTHIKA G</w:t>
       </w:r>
     </w:p>
     <w:p>
@@ -54,7 +60,13 @@
         </w:numPr>
       </w:pPr>
       <w:r>
-        <w:t>SRINEVEDA R S.</w:t>
+        <w:t>2025ab05206</w:t>
+      </w:r>
+      <w:r>
+        <w:t xml:space="preserve"> - </w:t>
+      </w:r>
+      <w:r>
+        <w:t>SRINEVEDA R S</w:t>
       </w:r>
     </w:p>
     <w:p>
@@ -66,7 +78,13 @@
         </w:numPr>
       </w:pPr>
       <w:r>
-        <w:t>ASWATHY H.</w:t>
+        <w:t>2025ab05203</w:t>
+      </w:r>
+      <w:r>
+        <w:t xml:space="preserve"> - </w:t>
+      </w:r>
+      <w:r>
+        <w:t>ASWATHY H</w:t>
       </w:r>
     </w:p>
     <w:p>
@@ -78,6 +96,12 @@
         </w:numPr>
       </w:pPr>
       <w:r>
+        <w:t>2025aa05041</w:t>
+      </w:r>
+      <w:r>
+        <w:t xml:space="preserve"> - </w:t>
+      </w:r>
+      <w:r>
         <w:t>AMIYA PALAI</w:t>
       </w:r>
     </w:p>
@@ -89,6 +113,12 @@
           <w:numId w:val="2"/>
         </w:numPr>
       </w:pPr>
+      <w:r>
+        <w:t>2025ab05229</w:t>
+      </w:r>
+      <w:r>
+        <w:t xml:space="preserve"> - </w:t>
+      </w:r>
       <w:r>
         <w:t>KUTAREKAR NISHCHAL AJAY</w:t>
       </w:r>

--- a/reports/word_documents/Team_108_DP.docx
+++ b/reports/word_documents/Team_108_DP.docx
@@ -42,13 +42,7 @@
         </w:numPr>
       </w:pPr>
       <w:r>
-        <w:t xml:space="preserve">2025ab05180 </w:t>
-      </w:r>
-      <w:r>
-        <w:t xml:space="preserve">- </w:t>
-      </w:r>
-      <w:r>
-        <w:t>ARTHIKA G</w:t>
+        <w:t>2025ab05180 - ARTHIKA G</w:t>
       </w:r>
     </w:p>
     <w:p>
@@ -60,13 +54,7 @@
         </w:numPr>
       </w:pPr>
       <w:r>
-        <w:t>2025ab05206</w:t>
-      </w:r>
-      <w:r>
-        <w:t xml:space="preserve"> - </w:t>
-      </w:r>
-      <w:r>
-        <w:t>SRINEVEDA R S</w:t>
+        <w:t>2025ab05206 - SRINEVEDA R S</w:t>
       </w:r>
     </w:p>
     <w:p>
@@ -78,13 +66,7 @@
         </w:numPr>
       </w:pPr>
       <w:r>
-        <w:t>2025ab05203</w:t>
-      </w:r>
-      <w:r>
-        <w:t xml:space="preserve"> - </w:t>
-      </w:r>
-      <w:r>
-        <w:t>ASWATHY H</w:t>
+        <w:t>2025ab05203 - ASWATHY H</w:t>
       </w:r>
     </w:p>
     <w:p>
@@ -96,13 +78,7 @@
         </w:numPr>
       </w:pPr>
       <w:r>
-        <w:t>2025aa05041</w:t>
-      </w:r>
-      <w:r>
-        <w:t xml:space="preserve"> - </w:t>
-      </w:r>
-      <w:r>
-        <w:t>AMIYA PALAI</w:t>
+        <w:t>2025aa05041 - AMIYA PALAI</w:t>
       </w:r>
     </w:p>
     <w:p>
@@ -114,13 +90,7 @@
         </w:numPr>
       </w:pPr>
       <w:r>
-        <w:t>2025ab05229</w:t>
-      </w:r>
-      <w:r>
-        <w:t xml:space="preserve"> - </w:t>
-      </w:r>
-      <w:r>
-        <w:t>KUTAREKAR NISHCHAL AJAY</w:t>
+        <w:t>2025ab05229 - KUTAREKAR NISHCHAL AJAY</w:t>
       </w:r>
     </w:p>
     <w:p>
@@ -2797,7 +2767,7 @@
         <w:rPr>
           <w:rStyle w:val="VerbatimChar"/>
         </w:rPr>
-        <w:t>Execution timestamp : 2026-06-05 20:11:29</w:t>
+        <w:t>Execution timestamp : 2026-06-06 11:19:40</w:t>
       </w:r>
       <w:r>
         <w:br/>
@@ -2873,14 +2843,11 @@
         <w:pStyle w:val="BodyText"/>
       </w:pPr>
       <w:r>
-        <w:rPr>
-          <w:noProof/>
-        </w:rPr>
         <w:drawing>
-          <wp:inline distT="0" distB="0" distL="0" distR="0" wp14:anchorId="74CC67A9" wp14:editId="488938C8">
-            <wp:extent cx="6477564" cy="3643630"/>
+          <wp:inline distT="0" distB="0" distL="0" distR="0" wp14:anchorId="5644315C" wp14:editId="75F21EE0">
+            <wp:extent cx="6858000" cy="3857625"/>
             <wp:effectExtent l="0" t="0" r="0" b="0"/>
-            <wp:docPr id="392433065" name="Picture 2"/>
+            <wp:docPr id="1713809368" name="Picture 1"/>
             <wp:cNvGraphicFramePr>
               <a:graphicFrameLocks xmlns:a="http://schemas.openxmlformats.org/drawingml/2006/main" noChangeAspect="1"/>
             </wp:cNvGraphicFramePr>
@@ -2888,17 +2855,11 @@
               <a:graphicData uri="http://schemas.openxmlformats.org/drawingml/2006/picture">
                 <pic:pic xmlns:pic="http://schemas.openxmlformats.org/drawingml/2006/picture">
                   <pic:nvPicPr>
-                    <pic:cNvPr id="392433065" name="Picture 2"/>
+                    <pic:cNvPr id="1713809368" name=""/>
                     <pic:cNvPicPr/>
                   </pic:nvPicPr>
                   <pic:blipFill>
-                    <a:blip r:embed="rId7" cstate="print">
-                      <a:extLst>
-                        <a:ext uri="{28A0092B-C50C-407E-A947-70E740481C1C}">
-                          <a14:useLocalDpi xmlns:a14="http://schemas.microsoft.com/office/drawing/2010/main" val="0"/>
-                        </a:ext>
-                      </a:extLst>
-                    </a:blip>
+                    <a:blip r:embed="rId7"/>
                     <a:stretch>
                       <a:fillRect/>
                     </a:stretch>
@@ -2906,7 +2867,7 @@
                   <pic:spPr>
                     <a:xfrm>
                       <a:off x="0" y="0"/>
-                      <a:ext cx="6477564" cy="3643630"/>
+                      <a:ext cx="6858000" cy="3857625"/>
                     </a:xfrm>
                     <a:prstGeom prst="rect">
                       <a:avLst/>
@@ -2922,51 +2883,26 @@
     <w:p>
       <w:pPr>
         <w:pStyle w:val="BodyText"/>
+      </w:pPr>
+      <w:r>
         <w:rPr>
           <w:b/>
           <w:bCs/>
         </w:rPr>
-      </w:pPr>
-    </w:p>
-    <w:p>
-      <w:pPr>
-        <w:pStyle w:val="BodyText"/>
-        <w:rPr>
-          <w:b/>
-          <w:bCs/>
-        </w:rPr>
-      </w:pPr>
+        <w:t>Screenshot 2 - Final run with policy grid / value heatmap / trajectory</w:t>
+      </w:r>
     </w:p>
     <w:p>
       <w:pPr>
         <w:pStyle w:val="BodyText"/>
       </w:pPr>
       <w:r>
-        <w:rPr>
-          <w:b/>
-          <w:bCs/>
-        </w:rPr>
         <w:lastRenderedPageBreak/>
-        <w:t>Screenshot 2 - Final run with policy grid / value heatmap / trajectory</w:t>
-      </w:r>
-    </w:p>
-    <w:p>
-      <w:pPr>
-        <w:pStyle w:val="Heading2"/>
-      </w:pPr>
-      <w:bookmarkStart w:id="8" w:name="data-structures-and-environment-class"/>
-      <w:bookmarkStart w:id="9" w:name="X13476b8ee8af3020720f29d8051d941c933178a"/>
-      <w:bookmarkEnd w:id="6"/>
-      <w:bookmarkEnd w:id="7"/>
-      <w:r>
-        <w:rPr>
-          <w:noProof/>
-        </w:rPr>
         <w:drawing>
-          <wp:inline distT="0" distB="0" distL="0" distR="0" wp14:anchorId="2A2E7992" wp14:editId="792CD8E1">
-            <wp:extent cx="6477564" cy="3643630"/>
+          <wp:inline distT="0" distB="0" distL="0" distR="0" wp14:anchorId="313E1E02" wp14:editId="650D8D6E">
+            <wp:extent cx="6858000" cy="3857625"/>
             <wp:effectExtent l="0" t="0" r="0" b="0"/>
-            <wp:docPr id="1563526667" name="Picture 3"/>
+            <wp:docPr id="741963490" name="Picture 1"/>
             <wp:cNvGraphicFramePr>
               <a:graphicFrameLocks xmlns:a="http://schemas.openxmlformats.org/drawingml/2006/main" noChangeAspect="1"/>
             </wp:cNvGraphicFramePr>
@@ -2974,17 +2910,11 @@
               <a:graphicData uri="http://schemas.openxmlformats.org/drawingml/2006/picture">
                 <pic:pic xmlns:pic="http://schemas.openxmlformats.org/drawingml/2006/picture">
                   <pic:nvPicPr>
-                    <pic:cNvPr id="1563526667" name="Picture 3"/>
+                    <pic:cNvPr id="741963490" name=""/>
                     <pic:cNvPicPr/>
                   </pic:nvPicPr>
                   <pic:blipFill>
-                    <a:blip r:embed="rId8" cstate="print">
-                      <a:extLst>
-                        <a:ext uri="{28A0092B-C50C-407E-A947-70E740481C1C}">
-                          <a14:useLocalDpi xmlns:a14="http://schemas.microsoft.com/office/drawing/2010/main" val="0"/>
-                        </a:ext>
-                      </a:extLst>
-                    </a:blip>
+                    <a:blip r:embed="rId8"/>
                     <a:stretch>
                       <a:fillRect/>
                     </a:stretch>
@@ -2992,7 +2922,7 @@
                   <pic:spPr>
                     <a:xfrm>
                       <a:off x="0" y="0"/>
-                      <a:ext cx="6477564" cy="3643630"/>
+                      <a:ext cx="6858000" cy="3857625"/>
                     </a:xfrm>
                     <a:prstGeom prst="rect">
                       <a:avLst/>
@@ -3009,6 +2939,10 @@
       <w:pPr>
         <w:pStyle w:val="Heading2"/>
       </w:pPr>
+      <w:bookmarkStart w:id="8" w:name="data-structures-and-environment-class"/>
+      <w:bookmarkStart w:id="9" w:name="X13476b8ee8af3020720f29d8051d941c933178a"/>
+      <w:bookmarkEnd w:id="6"/>
+      <w:bookmarkEnd w:id="7"/>
       <w:r>
         <w:t>Data Structures and Environment Class</w:t>
       </w:r>
@@ -16527,6 +16461,42 @@
         <w:rPr>
           <w:rStyle w:val="NormalTok"/>
         </w:rPr>
+        <w:t xml:space="preserve">, log_every: </w:t>
+      </w:r>
+      <w:r>
+        <w:rPr>
+          <w:rStyle w:val="BuiltInTok"/>
+        </w:rPr>
+        <w:t>int</w:t>
+      </w:r>
+      <w:r>
+        <w:rPr>
+          <w:rStyle w:val="NormalTok"/>
+        </w:rPr>
+        <w:t xml:space="preserve"> </w:t>
+      </w:r>
+      <w:r>
+        <w:rPr>
+          <w:rStyle w:val="OperatorTok"/>
+        </w:rPr>
+        <w:t>=</w:t>
+      </w:r>
+      <w:r>
+        <w:rPr>
+          <w:rStyle w:val="NormalTok"/>
+        </w:rPr>
+        <w:t xml:space="preserve"> </w:t>
+      </w:r>
+      <w:r>
+        <w:rPr>
+          <w:rStyle w:val="DecValTok"/>
+        </w:rPr>
+        <w:t>10</w:t>
+      </w:r>
+      <w:r>
+        <w:rPr>
+          <w:rStyle w:val="NormalTok"/>
+        </w:rPr>
         <w:t xml:space="preserve">) </w:t>
       </w:r>
       <w:r>
@@ -16554,7 +16524,46 @@
         <w:rPr>
           <w:rStyle w:val="CommentTok"/>
         </w:rPr>
-        <w:t>"""Solves the MDP using value iteration with the required threshold."""</w:t>
+        <w:t>"""Solves the MDP using value iteration with the required threshold.</w:t>
+      </w:r>
+      <w:r>
+        <w:br/>
+      </w:r>
+      <w:r>
+        <w:br/>
+      </w:r>
+      <w:r>
+        <w:rPr>
+          <w:rStyle w:val="CommentTok"/>
+        </w:rPr>
+        <w:t xml:space="preserve">    Prints the per-iteration delta at the configured frequency so the PDF</w:t>
+      </w:r>
+      <w:r>
+        <w:br/>
+      </w:r>
+      <w:r>
+        <w:rPr>
+          <w:rStyle w:val="CommentTok"/>
+        </w:rPr>
+        <w:t xml:space="preserve">    submission contains explicit evidence of every value-iteration sweep</w:t>
+      </w:r>
+      <w:r>
+        <w:br/>
+      </w:r>
+      <w:r>
+        <w:rPr>
+          <w:rStyle w:val="CommentTok"/>
+        </w:rPr>
+        <w:t xml:space="preserve">    that occurred until convergence.</w:t>
+      </w:r>
+      <w:r>
+        <w:br/>
+      </w:r>
+      <w:r>
+        <w:rPr>
+          <w:rStyle w:val="CommentTok"/>
+        </w:rPr>
+        <w:t xml:space="preserve">    """</w:t>
       </w:r>
       <w:r>
         <w:br/>
@@ -16774,6 +16783,39 @@
       </w:r>
       <w:r>
         <w:rPr>
+          <w:rStyle w:val="BuiltInTok"/>
+        </w:rPr>
+        <w:t>print</w:t>
+      </w:r>
+      <w:r>
+        <w:rPr>
+          <w:rStyle w:val="NormalTok"/>
+        </w:rPr>
+        <w:t>(</w:t>
+      </w:r>
+      <w:r>
+        <w:rPr>
+          <w:rStyle w:val="StringTok"/>
+        </w:rPr>
+        <w:t>"Value-iteration convergence log:"</w:t>
+      </w:r>
+      <w:r>
+        <w:rPr>
+          <w:rStyle w:val="NormalTok"/>
+        </w:rPr>
+        <w:t>)</w:t>
+      </w:r>
+      <w:r>
+        <w:br/>
+      </w:r>
+      <w:r>
+        <w:rPr>
+          <w:rStyle w:val="NormalTok"/>
+        </w:rPr>
+        <w:t xml:space="preserve">    </w:t>
+      </w:r>
+      <w:r>
+        <w:rPr>
           <w:rStyle w:val="ControlFlowTok"/>
         </w:rPr>
         <w:t>while</w:t>
@@ -17115,6 +17157,208 @@
         <w:rPr>
           <w:rStyle w:val="NormalTok"/>
         </w:rPr>
+        <w:lastRenderedPageBreak/>
+        <w:t xml:space="preserve">        </w:t>
+      </w:r>
+      <w:r>
+        <w:rPr>
+          <w:rStyle w:val="ControlFlowTok"/>
+        </w:rPr>
+        <w:t>if</w:t>
+      </w:r>
+      <w:r>
+        <w:rPr>
+          <w:rStyle w:val="NormalTok"/>
+        </w:rPr>
+        <w:t xml:space="preserve"> iterations </w:t>
+      </w:r>
+      <w:r>
+        <w:rPr>
+          <w:rStyle w:val="OperatorTok"/>
+        </w:rPr>
+        <w:t>==</w:t>
+      </w:r>
+      <w:r>
+        <w:rPr>
+          <w:rStyle w:val="NormalTok"/>
+        </w:rPr>
+        <w:t xml:space="preserve"> </w:t>
+      </w:r>
+      <w:r>
+        <w:rPr>
+          <w:rStyle w:val="DecValTok"/>
+        </w:rPr>
+        <w:t>1</w:t>
+      </w:r>
+      <w:r>
+        <w:rPr>
+          <w:rStyle w:val="NormalTok"/>
+        </w:rPr>
+        <w:t xml:space="preserve"> </w:t>
+      </w:r>
+      <w:r>
+        <w:rPr>
+          <w:rStyle w:val="KeywordTok"/>
+        </w:rPr>
+        <w:t>or</w:t>
+      </w:r>
+      <w:r>
+        <w:rPr>
+          <w:rStyle w:val="NormalTok"/>
+        </w:rPr>
+        <w:t xml:space="preserve"> iterations </w:t>
+      </w:r>
+      <w:r>
+        <w:rPr>
+          <w:rStyle w:val="OperatorTok"/>
+        </w:rPr>
+        <w:t>%</w:t>
+      </w:r>
+      <w:r>
+        <w:rPr>
+          <w:rStyle w:val="NormalTok"/>
+        </w:rPr>
+        <w:t xml:space="preserve"> log_every </w:t>
+      </w:r>
+      <w:r>
+        <w:rPr>
+          <w:rStyle w:val="OperatorTok"/>
+        </w:rPr>
+        <w:t>==</w:t>
+      </w:r>
+      <w:r>
+        <w:rPr>
+          <w:rStyle w:val="NormalTok"/>
+        </w:rPr>
+        <w:t xml:space="preserve"> </w:t>
+      </w:r>
+      <w:r>
+        <w:rPr>
+          <w:rStyle w:val="DecValTok"/>
+        </w:rPr>
+        <w:t>0</w:t>
+      </w:r>
+      <w:r>
+        <w:rPr>
+          <w:rStyle w:val="NormalTok"/>
+        </w:rPr>
+        <w:t xml:space="preserve"> </w:t>
+      </w:r>
+      <w:r>
+        <w:rPr>
+          <w:rStyle w:val="KeywordTok"/>
+        </w:rPr>
+        <w:t>or</w:t>
+      </w:r>
+      <w:r>
+        <w:rPr>
+          <w:rStyle w:val="NormalTok"/>
+        </w:rPr>
+        <w:t xml:space="preserve"> final_delta </w:t>
+      </w:r>
+      <w:r>
+        <w:rPr>
+          <w:rStyle w:val="OperatorTok"/>
+        </w:rPr>
+        <w:t>&lt;=</w:t>
+      </w:r>
+      <w:r>
+        <w:rPr>
+          <w:rStyle w:val="NormalTok"/>
+        </w:rPr>
+        <w:t xml:space="preserve"> theta:</w:t>
+      </w:r>
+      <w:r>
+        <w:br/>
+      </w:r>
+      <w:r>
+        <w:rPr>
+          <w:rStyle w:val="NormalTok"/>
+        </w:rPr>
+        <w:t xml:space="preserve">            </w:t>
+      </w:r>
+      <w:r>
+        <w:rPr>
+          <w:rStyle w:val="BuiltInTok"/>
+        </w:rPr>
+        <w:t>print</w:t>
+      </w:r>
+      <w:r>
+        <w:rPr>
+          <w:rStyle w:val="NormalTok"/>
+        </w:rPr>
+        <w:t>(</w:t>
+      </w:r>
+      <w:r>
+        <w:rPr>
+          <w:rStyle w:val="SpecialStringTok"/>
+        </w:rPr>
+        <w:t xml:space="preserve">f"  Iteration </w:t>
+      </w:r>
+      <w:r>
+        <w:rPr>
+          <w:rStyle w:val="SpecialCharTok"/>
+        </w:rPr>
+        <w:t>{</w:t>
+      </w:r>
+      <w:r>
+        <w:rPr>
+          <w:rStyle w:val="NormalTok"/>
+        </w:rPr>
+        <w:t>iterations</w:t>
+      </w:r>
+      <w:r>
+        <w:rPr>
+          <w:rStyle w:val="SpecialCharTok"/>
+        </w:rPr>
+        <w:t>:&gt;4}</w:t>
+      </w:r>
+      <w:r>
+        <w:rPr>
+          <w:rStyle w:val="SpecialStringTok"/>
+        </w:rPr>
+        <w:t xml:space="preserve"> : delta = </w:t>
+      </w:r>
+      <w:r>
+        <w:rPr>
+          <w:rStyle w:val="SpecialCharTok"/>
+        </w:rPr>
+        <w:t>{</w:t>
+      </w:r>
+      <w:r>
+        <w:rPr>
+          <w:rStyle w:val="NormalTok"/>
+        </w:rPr>
+        <w:t>final_delta</w:t>
+      </w:r>
+      <w:r>
+        <w:rPr>
+          <w:rStyle w:val="SpecialCharTok"/>
+        </w:rPr>
+        <w:t>:.6f}</w:t>
+      </w:r>
+      <w:r>
+        <w:rPr>
+          <w:rStyle w:val="SpecialStringTok"/>
+        </w:rPr>
+        <w:t>"</w:t>
+      </w:r>
+      <w:r>
+        <w:rPr>
+          <w:rStyle w:val="NormalTok"/>
+        </w:rPr>
+        <w:t>)</w:t>
+      </w:r>
+      <w:r>
+        <w:br/>
+      </w:r>
+      <w:r>
+        <w:br/>
+      </w:r>
+      <w:r>
+        <w:rPr>
+          <w:rStyle w:val="NormalTok"/>
+        </w:rPr>
         <w:t xml:space="preserve">    </w:t>
       </w:r>
       <w:r>
@@ -17250,7 +17494,6 @@
         <w:rPr>
           <w:rStyle w:val="NormalTok"/>
         </w:rPr>
-        <w:lastRenderedPageBreak/>
         <w:t xml:space="preserve">        best_action_index </w:t>
       </w:r>
       <w:r>
@@ -17420,6 +17663,24 @@
           <w:rStyle w:val="FloatTok"/>
         </w:rPr>
         <w:t>0.95</w:t>
+      </w:r>
+      <w:r>
+        <w:rPr>
+          <w:rStyle w:val="NormalTok"/>
+        </w:rPr>
+        <w:t>, log_every</w:t>
+      </w:r>
+      <w:r>
+        <w:rPr>
+          <w:rStyle w:val="OperatorTok"/>
+        </w:rPr>
+        <w:t>=</w:t>
+      </w:r>
+      <w:r>
+        <w:rPr>
+          <w:rStyle w:val="DecValTok"/>
+        </w:rPr>
+        <w:t>10</w:t>
       </w:r>
       <w:r>
         <w:rPr>
@@ -18603,12 +18864,48 @@
         <w:pStyle w:val="SourceCode"/>
       </w:pPr>
       <w:r>
-        <w:br/>
-      </w:r>
-      <w:r>
         <w:rPr>
           <w:rStyle w:val="VerbatimChar"/>
         </w:rPr>
+        <w:t>Value-iteration convergence log:</w:t>
+      </w:r>
+      <w:r>
+        <w:br/>
+      </w:r>
+      <w:r>
+        <w:rPr>
+          <w:rStyle w:val="VerbatimChar"/>
+        </w:rPr>
+        <w:t xml:space="preserve">  Iteration    1 : delta = 33.437625</w:t>
+      </w:r>
+      <w:r>
+        <w:br/>
+      </w:r>
+      <w:r>
+        <w:rPr>
+          <w:rStyle w:val="VerbatimChar"/>
+        </w:rPr>
+        <w:t xml:space="preserve">  Iteration   10 : delta = 8.981054</w:t>
+      </w:r>
+      <w:r>
+        <w:br/>
+      </w:r>
+      <w:r>
+        <w:rPr>
+          <w:rStyle w:val="VerbatimChar"/>
+        </w:rPr>
+        <w:t xml:space="preserve">  Iteration   19 : delta = 0.000405</w:t>
+      </w:r>
+      <w:r>
+        <w:br/>
+      </w:r>
+      <w:r>
+        <w:br/>
+      </w:r>
+      <w:r>
+        <w:rPr>
+          <w:rStyle w:val="VerbatimChar"/>
+        </w:rPr>
         <w:t>TASK 2: Dynamic Programming using Value Iteration</w:t>
       </w:r>
       <w:r>
@@ -18618,15 +18915,22 @@
         <w:rPr>
           <w:rStyle w:val="VerbatimChar"/>
         </w:rPr>
-        <w:t>------------------------------------------------------------------------------------------</w:t>
-      </w:r>
-      <w:r>
-        <w:br/>
+        <w:t>-----------------------------------------------------------------------------------------</w:t>
       </w:r>
       <w:r>
         <w:rPr>
           <w:rStyle w:val="VerbatimChar"/>
         </w:rPr>
+        <w:lastRenderedPageBreak/>
+        <w:t>-</w:t>
+      </w:r>
+      <w:r>
+        <w:br/>
+      </w:r>
+      <w:r>
+        <w:rPr>
+          <w:rStyle w:val="VerbatimChar"/>
+        </w:rPr>
         <w:t>Reachable states enumerated : 1852</w:t>
       </w:r>
       <w:r>
@@ -18663,7 +18967,7 @@
         <w:rPr>
           <w:rStyle w:val="VerbatimChar"/>
         </w:rPr>
-        <w:t>Runtime seconds             : 0.7948</w:t>
+        <w:t>Runtime seconds             : 0.5020</w:t>
       </w:r>
       <w:r>
         <w:br/>
@@ -18720,7 +19024,6 @@
         <w:rPr>
           <w:rStyle w:val="VerbatimChar"/>
         </w:rPr>
-        <w:lastRenderedPageBreak/>
         <w:t xml:space="preserve">  State (1, 1, 9, 0): not reachable in this exact slice</w:t>
       </w:r>
       <w:r>
@@ -19697,6 +20000,7 @@
         <w:rPr>
           <w:rStyle w:val="NormalTok"/>
         </w:rPr>
+        <w:lastRenderedPageBreak/>
         <w:t xml:space="preserve">    plt.tight_layout()</w:t>
       </w:r>
       <w:r>
@@ -19925,7 +20229,6 @@
         <w:rPr>
           <w:rStyle w:val="NormalTok"/>
         </w:rPr>
-        <w:lastRenderedPageBreak/>
         <w:t xml:space="preserve">    axis.set_ylim(</w:t>
       </w:r>
       <w:r>
@@ -21115,189 +21418,6 @@
           <w:rStyle w:val="CommentTok"/>
         </w:rPr>
         <w:t>"""Chooses the highest-probability transition for a deterministic display path."""</w:t>
-      </w:r>
-      <w:r>
-        <w:br/>
-      </w:r>
-      <w:r>
-        <w:rPr>
-          <w:rStyle w:val="NormalTok"/>
-        </w:rPr>
-        <w:t xml:space="preserve">    </w:t>
-      </w:r>
-      <w:r>
-        <w:rPr>
-          <w:rStyle w:val="ControlFlowTok"/>
-        </w:rPr>
-        <w:t>return</w:t>
-      </w:r>
-      <w:r>
-        <w:rPr>
-          <w:rStyle w:val="NormalTok"/>
-        </w:rPr>
-        <w:t xml:space="preserve"> </w:t>
-      </w:r>
-      <w:r>
-        <w:rPr>
-          <w:rStyle w:val="BuiltInTok"/>
-        </w:rPr>
-        <w:t>max</w:t>
-      </w:r>
-      <w:r>
-        <w:rPr>
-          <w:rStyle w:val="NormalTok"/>
-        </w:rPr>
-        <w:t>(transitions, key</w:t>
-      </w:r>
-      <w:r>
-        <w:rPr>
-          <w:rStyle w:val="OperatorTok"/>
-        </w:rPr>
-        <w:t>=</w:t>
-      </w:r>
-      <w:r>
-        <w:rPr>
-          <w:rStyle w:val="KeywordTok"/>
-        </w:rPr>
-        <w:t>lambda</w:t>
-      </w:r>
-      <w:r>
-        <w:rPr>
-          <w:rStyle w:val="NormalTok"/>
-        </w:rPr>
-        <w:t xml:space="preserve"> transition: (transition.probability, transition.reward))</w:t>
-      </w:r>
-      <w:r>
-        <w:br/>
-      </w:r>
-      <w:r>
-        <w:br/>
-      </w:r>
-      <w:r>
-        <w:br/>
-      </w:r>
-      <w:r>
-        <w:rPr>
-          <w:rStyle w:val="KeywordTok"/>
-        </w:rPr>
-        <w:t>def</w:t>
-      </w:r>
-      <w:r>
-        <w:rPr>
-          <w:rStyle w:val="NormalTok"/>
-        </w:rPr>
-        <w:t xml:space="preserve"> simulate_policy_trajectory(env: DroneRescueEnv, policy: Dict[State, </w:t>
-      </w:r>
-      <w:r>
-        <w:rPr>
-          <w:rStyle w:val="BuiltInTok"/>
-        </w:rPr>
-        <w:t>str</w:t>
-      </w:r>
-      <w:r>
-        <w:rPr>
-          <w:rStyle w:val="NormalTok"/>
-        </w:rPr>
-        <w:t xml:space="preserve">]) </w:t>
-      </w:r>
-      <w:r>
-        <w:rPr>
-          <w:rStyle w:val="OperatorTok"/>
-        </w:rPr>
-        <w:t>-&gt;</w:t>
-      </w:r>
-      <w:r>
-        <w:rPr>
-          <w:rStyle w:val="NormalTok"/>
-        </w:rPr>
-        <w:t xml:space="preserve"> pd.DataFrame:</w:t>
-      </w:r>
-      <w:r>
-        <w:br/>
-      </w:r>
-      <w:r>
-        <w:rPr>
-          <w:rStyle w:val="NormalTok"/>
-        </w:rPr>
-        <w:t xml:space="preserve">    </w:t>
-      </w:r>
-      <w:r>
-        <w:rPr>
-          <w:rStyle w:val="CommentTok"/>
-        </w:rPr>
-        <w:t>"""Follows the optimal policy using most-likely transitions for visualization."""</w:t>
-      </w:r>
-      <w:r>
-        <w:br/>
-      </w:r>
-      <w:r>
-        <w:rPr>
-          <w:rStyle w:val="NormalTok"/>
-        </w:rPr>
-        <w:t xml:space="preserve">    state </w:t>
-      </w:r>
-      <w:r>
-        <w:rPr>
-          <w:rStyle w:val="OperatorTok"/>
-        </w:rPr>
-        <w:t>=</w:t>
-      </w:r>
-      <w:r>
-        <w:rPr>
-          <w:rStyle w:val="NormalTok"/>
-        </w:rPr>
-        <w:t xml:space="preserve"> env.reset()</w:t>
-      </w:r>
-      <w:r>
-        <w:br/>
-      </w:r>
-      <w:r>
-        <w:rPr>
-          <w:rStyle w:val="NormalTok"/>
-        </w:rPr>
-        <w:t xml:space="preserve">    total_reward </w:t>
-      </w:r>
-      <w:r>
-        <w:rPr>
-          <w:rStyle w:val="OperatorTok"/>
-        </w:rPr>
-        <w:t>=</w:t>
-      </w:r>
-      <w:r>
-        <w:rPr>
-          <w:rStyle w:val="NormalTok"/>
-        </w:rPr>
-        <w:t xml:space="preserve"> </w:t>
-      </w:r>
-      <w:r>
-        <w:rPr>
-          <w:rStyle w:val="FloatTok"/>
-        </w:rPr>
-        <w:t>0.0</w:t>
-      </w:r>
-      <w:r>
-        <w:br/>
-      </w:r>
-      <w:r>
-        <w:rPr>
-          <w:rStyle w:val="NormalTok"/>
-        </w:rPr>
-        <w:t xml:space="preserve">    trajectory_rows </w:t>
-      </w:r>
-      <w:r>
-        <w:rPr>
-          <w:rStyle w:val="OperatorTok"/>
-        </w:rPr>
-        <w:t>=</w:t>
-      </w:r>
-      <w:r>
-        <w:rPr>
-          <w:rStyle w:val="NormalTok"/>
-        </w:rPr>
-        <w:t xml:space="preserve"> []</w:t>
-      </w:r>
-      <w:r>
-        <w:br/>
       </w:r>
       <w:r>
         <w:br/>
@@ -21313,6 +21433,189 @@
         <w:rPr>
           <w:rStyle w:val="ControlFlowTok"/>
         </w:rPr>
+        <w:t>return</w:t>
+      </w:r>
+      <w:r>
+        <w:rPr>
+          <w:rStyle w:val="NormalTok"/>
+        </w:rPr>
+        <w:t xml:space="preserve"> </w:t>
+      </w:r>
+      <w:r>
+        <w:rPr>
+          <w:rStyle w:val="BuiltInTok"/>
+        </w:rPr>
+        <w:t>max</w:t>
+      </w:r>
+      <w:r>
+        <w:rPr>
+          <w:rStyle w:val="NormalTok"/>
+        </w:rPr>
+        <w:t>(transitions, key</w:t>
+      </w:r>
+      <w:r>
+        <w:rPr>
+          <w:rStyle w:val="OperatorTok"/>
+        </w:rPr>
+        <w:t>=</w:t>
+      </w:r>
+      <w:r>
+        <w:rPr>
+          <w:rStyle w:val="KeywordTok"/>
+        </w:rPr>
+        <w:t>lambda</w:t>
+      </w:r>
+      <w:r>
+        <w:rPr>
+          <w:rStyle w:val="NormalTok"/>
+        </w:rPr>
+        <w:t xml:space="preserve"> transition: (transition.probability, transition.reward))</w:t>
+      </w:r>
+      <w:r>
+        <w:br/>
+      </w:r>
+      <w:r>
+        <w:br/>
+      </w:r>
+      <w:r>
+        <w:br/>
+      </w:r>
+      <w:r>
+        <w:rPr>
+          <w:rStyle w:val="KeywordTok"/>
+        </w:rPr>
+        <w:t>def</w:t>
+      </w:r>
+      <w:r>
+        <w:rPr>
+          <w:rStyle w:val="NormalTok"/>
+        </w:rPr>
+        <w:t xml:space="preserve"> simulate_policy_trajectory(env: DroneRescueEnv, policy: Dict[State, </w:t>
+      </w:r>
+      <w:r>
+        <w:rPr>
+          <w:rStyle w:val="BuiltInTok"/>
+        </w:rPr>
+        <w:t>str</w:t>
+      </w:r>
+      <w:r>
+        <w:rPr>
+          <w:rStyle w:val="NormalTok"/>
+        </w:rPr>
+        <w:t xml:space="preserve">]) </w:t>
+      </w:r>
+      <w:r>
+        <w:rPr>
+          <w:rStyle w:val="OperatorTok"/>
+        </w:rPr>
+        <w:t>-&gt;</w:t>
+      </w:r>
+      <w:r>
+        <w:rPr>
+          <w:rStyle w:val="NormalTok"/>
+        </w:rPr>
+        <w:t xml:space="preserve"> pd.DataFrame:</w:t>
+      </w:r>
+      <w:r>
+        <w:br/>
+      </w:r>
+      <w:r>
+        <w:rPr>
+          <w:rStyle w:val="NormalTok"/>
+        </w:rPr>
+        <w:t xml:space="preserve">    </w:t>
+      </w:r>
+      <w:r>
+        <w:rPr>
+          <w:rStyle w:val="CommentTok"/>
+        </w:rPr>
+        <w:t>"""Follows the optimal policy using most-likely transitions for visualization."""</w:t>
+      </w:r>
+      <w:r>
+        <w:br/>
+      </w:r>
+      <w:r>
+        <w:rPr>
+          <w:rStyle w:val="NormalTok"/>
+        </w:rPr>
+        <w:t xml:space="preserve">    state </w:t>
+      </w:r>
+      <w:r>
+        <w:rPr>
+          <w:rStyle w:val="OperatorTok"/>
+        </w:rPr>
+        <w:t>=</w:t>
+      </w:r>
+      <w:r>
+        <w:rPr>
+          <w:rStyle w:val="NormalTok"/>
+        </w:rPr>
+        <w:t xml:space="preserve"> env.reset()</w:t>
+      </w:r>
+      <w:r>
+        <w:br/>
+      </w:r>
+      <w:r>
+        <w:rPr>
+          <w:rStyle w:val="NormalTok"/>
+        </w:rPr>
+        <w:t xml:space="preserve">    total_reward </w:t>
+      </w:r>
+      <w:r>
+        <w:rPr>
+          <w:rStyle w:val="OperatorTok"/>
+        </w:rPr>
+        <w:t>=</w:t>
+      </w:r>
+      <w:r>
+        <w:rPr>
+          <w:rStyle w:val="NormalTok"/>
+        </w:rPr>
+        <w:t xml:space="preserve"> </w:t>
+      </w:r>
+      <w:r>
+        <w:rPr>
+          <w:rStyle w:val="FloatTok"/>
+        </w:rPr>
+        <w:t>0.0</w:t>
+      </w:r>
+      <w:r>
+        <w:br/>
+      </w:r>
+      <w:r>
+        <w:rPr>
+          <w:rStyle w:val="NormalTok"/>
+        </w:rPr>
+        <w:t xml:space="preserve">    trajectory_rows </w:t>
+      </w:r>
+      <w:r>
+        <w:rPr>
+          <w:rStyle w:val="OperatorTok"/>
+        </w:rPr>
+        <w:t>=</w:t>
+      </w:r>
+      <w:r>
+        <w:rPr>
+          <w:rStyle w:val="NormalTok"/>
+        </w:rPr>
+        <w:t xml:space="preserve"> []</w:t>
+      </w:r>
+      <w:r>
+        <w:br/>
+      </w:r>
+      <w:r>
+        <w:br/>
+      </w:r>
+      <w:r>
+        <w:rPr>
+          <w:rStyle w:val="NormalTok"/>
+        </w:rPr>
+        <w:t xml:space="preserve">    </w:t>
+      </w:r>
+      <w:r>
+        <w:rPr>
+          <w:rStyle w:val="ControlFlowTok"/>
+        </w:rPr>
         <w:t>for</w:t>
       </w:r>
       <w:r>
@@ -22171,6 +22474,7 @@
         <w:rPr>
           <w:rStyle w:val="NormalTok"/>
         </w:rPr>
+        <w:lastRenderedPageBreak/>
         <w:t xml:space="preserve">    axis.set_title(</w:t>
       </w:r>
       <w:r>
@@ -22453,1340 +22757,1346 @@
         <w:br/>
       </w:r>
       <w:r>
+        <w:br/>
+      </w:r>
+      <w:r>
+        <w:rPr>
+          <w:rStyle w:val="NormalTok"/>
+        </w:rPr>
+        <w:t xml:space="preserve">    </w:t>
+      </w:r>
+      <w:r>
+        <w:rPr>
+          <w:rStyle w:val="ControlFlowTok"/>
+        </w:rPr>
+        <w:t>for</w:t>
+      </w:r>
+      <w:r>
+        <w:rPr>
+          <w:rStyle w:val="NormalTok"/>
+        </w:rPr>
+        <w:t xml:space="preserve"> row </w:t>
+      </w:r>
+      <w:r>
+        <w:rPr>
+          <w:rStyle w:val="KeywordTok"/>
+        </w:rPr>
+        <w:t>in</w:t>
+      </w:r>
+      <w:r>
+        <w:rPr>
+          <w:rStyle w:val="NormalTok"/>
+        </w:rPr>
+        <w:t xml:space="preserve"> </w:t>
+      </w:r>
+      <w:r>
+        <w:rPr>
+          <w:rStyle w:val="BuiltInTok"/>
+        </w:rPr>
+        <w:t>range</w:t>
+      </w:r>
+      <w:r>
+        <w:rPr>
+          <w:rStyle w:val="NormalTok"/>
+        </w:rPr>
+        <w:t>(env.layout.grid_size):</w:t>
+      </w:r>
+      <w:r>
+        <w:br/>
+      </w:r>
+      <w:r>
+        <w:rPr>
+          <w:rStyle w:val="NormalTok"/>
+        </w:rPr>
+        <w:t xml:space="preserve">        </w:t>
+      </w:r>
+      <w:r>
+        <w:rPr>
+          <w:rStyle w:val="ControlFlowTok"/>
+        </w:rPr>
+        <w:t>for</w:t>
+      </w:r>
+      <w:r>
+        <w:rPr>
+          <w:rStyle w:val="NormalTok"/>
+        </w:rPr>
+        <w:t xml:space="preserve"> col </w:t>
+      </w:r>
+      <w:r>
+        <w:rPr>
+          <w:rStyle w:val="KeywordTok"/>
+        </w:rPr>
+        <w:t>in</w:t>
+      </w:r>
+      <w:r>
+        <w:rPr>
+          <w:rStyle w:val="NormalTok"/>
+        </w:rPr>
+        <w:t xml:space="preserve"> </w:t>
+      </w:r>
+      <w:r>
+        <w:rPr>
+          <w:rStyle w:val="BuiltInTok"/>
+        </w:rPr>
+        <w:t>range</w:t>
+      </w:r>
+      <w:r>
+        <w:rPr>
+          <w:rStyle w:val="NormalTok"/>
+        </w:rPr>
+        <w:t>(env.layout.grid_size):</w:t>
+      </w:r>
+      <w:r>
+        <w:br/>
+      </w:r>
+      <w:r>
+        <w:rPr>
+          <w:rStyle w:val="NormalTok"/>
+        </w:rPr>
+        <w:t xml:space="preserve">            symbol </w:t>
+      </w:r>
+      <w:r>
+        <w:rPr>
+          <w:rStyle w:val="OperatorTok"/>
+        </w:rPr>
+        <w:t>=</w:t>
+      </w:r>
+      <w:r>
+        <w:rPr>
+          <w:rStyle w:val="NormalTok"/>
+        </w:rPr>
+        <w:t xml:space="preserve"> env.cell_symbol((row, col), rescued_mask</w:t>
+      </w:r>
+      <w:r>
+        <w:rPr>
+          <w:rStyle w:val="OperatorTok"/>
+        </w:rPr>
+        <w:t>=</w:t>
+      </w:r>
+      <w:r>
+        <w:rPr>
+          <w:rStyle w:val="DecValTok"/>
+        </w:rPr>
+        <w:t>0</w:t>
+      </w:r>
+      <w:r>
+        <w:rPr>
+          <w:rStyle w:val="NormalTok"/>
+        </w:rPr>
+        <w:t>)</w:t>
+      </w:r>
+      <w:r>
+        <w:br/>
+      </w:r>
+      <w:r>
+        <w:rPr>
+          <w:rStyle w:val="NormalTok"/>
+        </w:rPr>
+        <w:t xml:space="preserve">            y_position </w:t>
+      </w:r>
+      <w:r>
+        <w:rPr>
+          <w:rStyle w:val="OperatorTok"/>
+        </w:rPr>
+        <w:t>=</w:t>
+      </w:r>
+      <w:r>
+        <w:rPr>
+          <w:rStyle w:val="NormalTok"/>
+        </w:rPr>
+        <w:t xml:space="preserve"> env.layout.grid_size </w:t>
+      </w:r>
+      <w:r>
+        <w:rPr>
+          <w:rStyle w:val="OperatorTok"/>
+        </w:rPr>
+        <w:t>-</w:t>
+      </w:r>
+      <w:r>
+        <w:rPr>
+          <w:rStyle w:val="NormalTok"/>
+        </w:rPr>
+        <w:t xml:space="preserve"> row </w:t>
+      </w:r>
+      <w:r>
+        <w:rPr>
+          <w:rStyle w:val="OperatorTok"/>
+        </w:rPr>
+        <w:t>-</w:t>
+      </w:r>
+      <w:r>
+        <w:rPr>
+          <w:rStyle w:val="NormalTok"/>
+        </w:rPr>
+        <w:t xml:space="preserve"> </w:t>
+      </w:r>
+      <w:r>
+        <w:rPr>
+          <w:rStyle w:val="DecValTok"/>
+        </w:rPr>
+        <w:t>1</w:t>
+      </w:r>
+      <w:r>
+        <w:br/>
+      </w:r>
+      <w:r>
+        <w:rPr>
+          <w:rStyle w:val="NormalTok"/>
+        </w:rPr>
+        <w:t xml:space="preserve">            rectangle </w:t>
+      </w:r>
+      <w:r>
+        <w:rPr>
+          <w:rStyle w:val="OperatorTok"/>
+        </w:rPr>
+        <w:t>=</w:t>
+      </w:r>
+      <w:r>
+        <w:rPr>
+          <w:rStyle w:val="NormalTok"/>
+        </w:rPr>
+        <w:t xml:space="preserve"> plt.Rectangle((col, y_position), </w:t>
+      </w:r>
+      <w:r>
+        <w:rPr>
+          <w:rStyle w:val="DecValTok"/>
+        </w:rPr>
+        <w:t>1</w:t>
+      </w:r>
+      <w:r>
+        <w:rPr>
+          <w:rStyle w:val="NormalTok"/>
+        </w:rPr>
+        <w:t xml:space="preserve">, </w:t>
+      </w:r>
+      <w:r>
+        <w:rPr>
+          <w:rStyle w:val="DecValTok"/>
+        </w:rPr>
+        <w:t>1</w:t>
+      </w:r>
+      <w:r>
+        <w:rPr>
+          <w:rStyle w:val="NormalTok"/>
+        </w:rPr>
+        <w:t>, facecolor</w:t>
+      </w:r>
+      <w:r>
+        <w:rPr>
+          <w:rStyle w:val="OperatorTok"/>
+        </w:rPr>
+        <w:t>=</w:t>
+      </w:r>
+      <w:r>
+        <w:rPr>
+          <w:rStyle w:val="NormalTok"/>
+        </w:rPr>
+        <w:t>background_colors[symbol], edgecolor</w:t>
+      </w:r>
+      <w:r>
+        <w:rPr>
+          <w:rStyle w:val="OperatorTok"/>
+        </w:rPr>
+        <w:t>=</w:t>
+      </w:r>
+      <w:r>
+        <w:rPr>
+          <w:rStyle w:val="StringTok"/>
+        </w:rPr>
+        <w:t>"black"</w:t>
+      </w:r>
+      <w:r>
+        <w:rPr>
+          <w:rStyle w:val="NormalTok"/>
+        </w:rPr>
+        <w:t>)</w:t>
+      </w:r>
+      <w:r>
+        <w:br/>
+      </w:r>
+      <w:r>
+        <w:rPr>
+          <w:rStyle w:val="NormalTok"/>
+        </w:rPr>
+        <w:t xml:space="preserve">            axis.add_patch(rectangle)</w:t>
+      </w:r>
+      <w:r>
+        <w:br/>
+      </w:r>
+      <w:r>
+        <w:rPr>
+          <w:rStyle w:val="NormalTok"/>
+        </w:rPr>
+        <w:t xml:space="preserve">            axis.text(col </w:t>
+      </w:r>
+      <w:r>
+        <w:rPr>
+          <w:rStyle w:val="OperatorTok"/>
+        </w:rPr>
+        <w:t>+</w:t>
+      </w:r>
+      <w:r>
+        <w:rPr>
+          <w:rStyle w:val="NormalTok"/>
+        </w:rPr>
+        <w:t xml:space="preserve"> </w:t>
+      </w:r>
+      <w:r>
+        <w:rPr>
+          <w:rStyle w:val="FloatTok"/>
+        </w:rPr>
+        <w:t>0.5</w:t>
+      </w:r>
+      <w:r>
+        <w:rPr>
+          <w:rStyle w:val="NormalTok"/>
+        </w:rPr>
+        <w:t xml:space="preserve">, y_position </w:t>
+      </w:r>
+      <w:r>
+        <w:rPr>
+          <w:rStyle w:val="OperatorTok"/>
+        </w:rPr>
+        <w:t>+</w:t>
+      </w:r>
+      <w:r>
+        <w:rPr>
+          <w:rStyle w:val="NormalTok"/>
+        </w:rPr>
+        <w:t xml:space="preserve"> </w:t>
+      </w:r>
+      <w:r>
+        <w:rPr>
+          <w:rStyle w:val="FloatTok"/>
+        </w:rPr>
+        <w:t>0.5</w:t>
+      </w:r>
+      <w:r>
+        <w:rPr>
+          <w:rStyle w:val="NormalTok"/>
+        </w:rPr>
+        <w:t>, symbol, ha</w:t>
+      </w:r>
+      <w:r>
+        <w:rPr>
+          <w:rStyle w:val="OperatorTok"/>
+        </w:rPr>
+        <w:t>=</w:t>
+      </w:r>
+      <w:r>
+        <w:rPr>
+          <w:rStyle w:val="StringTok"/>
+        </w:rPr>
+        <w:t>"center"</w:t>
+      </w:r>
+      <w:r>
+        <w:rPr>
+          <w:rStyle w:val="NormalTok"/>
+        </w:rPr>
+        <w:t>, va</w:t>
+      </w:r>
+      <w:r>
+        <w:rPr>
+          <w:rStyle w:val="OperatorTok"/>
+        </w:rPr>
+        <w:t>=</w:t>
+      </w:r>
+      <w:r>
+        <w:rPr>
+          <w:rStyle w:val="StringTok"/>
+        </w:rPr>
+        <w:t>"center"</w:t>
+      </w:r>
+      <w:r>
+        <w:rPr>
+          <w:rStyle w:val="NormalTok"/>
+        </w:rPr>
+        <w:t>, fontsize</w:t>
+      </w:r>
+      <w:r>
+        <w:rPr>
+          <w:rStyle w:val="OperatorTok"/>
+        </w:rPr>
+        <w:t>=</w:t>
+      </w:r>
+      <w:r>
+        <w:rPr>
+          <w:rStyle w:val="DecValTok"/>
+        </w:rPr>
+        <w:t>12</w:t>
+      </w:r>
+      <w:r>
+        <w:rPr>
+          <w:rStyle w:val="NormalTok"/>
+        </w:rPr>
+        <w:t>, alpha</w:t>
+      </w:r>
+      <w:r>
+        <w:rPr>
+          <w:rStyle w:val="OperatorTok"/>
+        </w:rPr>
+        <w:t>=</w:t>
+      </w:r>
+      <w:r>
+        <w:rPr>
+          <w:rStyle w:val="FloatTok"/>
+        </w:rPr>
+        <w:t>0.55</w:t>
+      </w:r>
+      <w:r>
+        <w:rPr>
+          <w:rStyle w:val="NormalTok"/>
+        </w:rPr>
+        <w:t>)</w:t>
+      </w:r>
+      <w:r>
+        <w:br/>
+      </w:r>
+      <w:r>
+        <w:br/>
+      </w:r>
+      <w:r>
+        <w:rPr>
+          <w:rStyle w:val="NormalTok"/>
+        </w:rPr>
+        <w:t xml:space="preserve">    </w:t>
+      </w:r>
+      <w:r>
+        <w:rPr>
+          <w:rStyle w:val="ControlFlowTok"/>
+        </w:rPr>
+        <w:t>if</w:t>
+      </w:r>
+      <w:r>
+        <w:rPr>
+          <w:rStyle w:val="NormalTok"/>
+        </w:rPr>
+        <w:t xml:space="preserve"> </w:t>
+      </w:r>
+      <w:r>
+        <w:rPr>
+          <w:rStyle w:val="KeywordTok"/>
+        </w:rPr>
+        <w:t>not</w:t>
+      </w:r>
+      <w:r>
+        <w:rPr>
+          <w:rStyle w:val="NormalTok"/>
+        </w:rPr>
+        <w:t xml:space="preserve"> trajectory.empty:</w:t>
+      </w:r>
+      <w:r>
+        <w:br/>
+      </w:r>
+      <w:r>
+        <w:rPr>
+          <w:rStyle w:val="NormalTok"/>
+        </w:rPr>
+        <w:t xml:space="preserve">        path_positions </w:t>
+      </w:r>
+      <w:r>
+        <w:rPr>
+          <w:rStyle w:val="OperatorTok"/>
+        </w:rPr>
+        <w:t>=</w:t>
+      </w:r>
+      <w:r>
+        <w:rPr>
+          <w:rStyle w:val="NormalTok"/>
+        </w:rPr>
+        <w:t xml:space="preserve"> [(</w:t>
+      </w:r>
+      <w:r>
+        <w:rPr>
+          <w:rStyle w:val="DecValTok"/>
+        </w:rPr>
+        <w:t>0</w:t>
+      </w:r>
+      <w:r>
+        <w:rPr>
+          <w:rStyle w:val="NormalTok"/>
+        </w:rPr>
+        <w:t xml:space="preserve">, </w:t>
+      </w:r>
+      <w:r>
+        <w:rPr>
+          <w:rStyle w:val="DecValTok"/>
+        </w:rPr>
+        <w:t>0</w:t>
+      </w:r>
+      <w:r>
+        <w:rPr>
+          <w:rStyle w:val="NormalTok"/>
+        </w:rPr>
+        <w:t>)]</w:t>
+      </w:r>
+      <w:r>
+        <w:br/>
+      </w:r>
+      <w:r>
+        <w:rPr>
+          <w:rStyle w:val="NormalTok"/>
+        </w:rPr>
+        <w:t xml:space="preserve">        path_positions.extend((</w:t>
+      </w:r>
+      <w:r>
+        <w:rPr>
+          <w:rStyle w:val="BuiltInTok"/>
+        </w:rPr>
+        <w:t>int</w:t>
+      </w:r>
+      <w:r>
+        <w:rPr>
+          <w:rStyle w:val="NormalTok"/>
+        </w:rPr>
+        <w:t xml:space="preserve">(row.next_row), </w:t>
+      </w:r>
+      <w:r>
+        <w:rPr>
+          <w:rStyle w:val="BuiltInTok"/>
+        </w:rPr>
+        <w:t>int</w:t>
+      </w:r>
+      <w:r>
+        <w:rPr>
+          <w:rStyle w:val="NormalTok"/>
+        </w:rPr>
+        <w:t xml:space="preserve">(row.next_col)) </w:t>
+      </w:r>
+      <w:r>
+        <w:rPr>
+          <w:rStyle w:val="ControlFlowTok"/>
+        </w:rPr>
+        <w:t>for</w:t>
+      </w:r>
+      <w:r>
+        <w:rPr>
+          <w:rStyle w:val="NormalTok"/>
+        </w:rPr>
+        <w:t xml:space="preserve"> row </w:t>
+      </w:r>
+      <w:r>
+        <w:rPr>
+          <w:rStyle w:val="KeywordTok"/>
+        </w:rPr>
+        <w:t>in</w:t>
+      </w:r>
+      <w:r>
+        <w:rPr>
+          <w:rStyle w:val="NormalTok"/>
+        </w:rPr>
+        <w:t xml:space="preserve"> trajectory.itertuples(index</w:t>
+      </w:r>
+      <w:r>
+        <w:rPr>
+          <w:rStyle w:val="OperatorTok"/>
+        </w:rPr>
+        <w:t>=</w:t>
+      </w:r>
+      <w:r>
+        <w:rPr>
+          <w:rStyle w:val="VariableTok"/>
+        </w:rPr>
+        <w:t>False</w:t>
+      </w:r>
+      <w:r>
+        <w:rPr>
+          <w:rStyle w:val="NormalTok"/>
+        </w:rPr>
+        <w:t>))</w:t>
+      </w:r>
+      <w:r>
+        <w:br/>
+      </w:r>
+      <w:r>
+        <w:rPr>
+          <w:rStyle w:val="NormalTok"/>
+        </w:rPr>
+        <w:t xml:space="preserve">        x_values </w:t>
+      </w:r>
+      <w:r>
+        <w:rPr>
+          <w:rStyle w:val="OperatorTok"/>
+        </w:rPr>
+        <w:t>=</w:t>
+      </w:r>
+      <w:r>
+        <w:rPr>
+          <w:rStyle w:val="NormalTok"/>
+        </w:rPr>
+        <w:t xml:space="preserve"> [col </w:t>
+      </w:r>
+      <w:r>
+        <w:rPr>
+          <w:rStyle w:val="OperatorTok"/>
+        </w:rPr>
+        <w:t>+</w:t>
+      </w:r>
+      <w:r>
+        <w:rPr>
+          <w:rStyle w:val="NormalTok"/>
+        </w:rPr>
+        <w:t xml:space="preserve"> </w:t>
+      </w:r>
+      <w:r>
+        <w:rPr>
+          <w:rStyle w:val="FloatTok"/>
+        </w:rPr>
+        <w:t>0.5</w:t>
+      </w:r>
+      <w:r>
+        <w:rPr>
+          <w:rStyle w:val="NormalTok"/>
+        </w:rPr>
+        <w:t xml:space="preserve"> </w:t>
+      </w:r>
+      <w:r>
+        <w:rPr>
+          <w:rStyle w:val="ControlFlowTok"/>
+        </w:rPr>
+        <w:t>for</w:t>
+      </w:r>
+      <w:r>
+        <w:rPr>
+          <w:rStyle w:val="NormalTok"/>
+        </w:rPr>
+        <w:t xml:space="preserve"> _, col </w:t>
+      </w:r>
+      <w:r>
+        <w:rPr>
+          <w:rStyle w:val="KeywordTok"/>
+        </w:rPr>
+        <w:t>in</w:t>
+      </w:r>
+      <w:r>
+        <w:rPr>
+          <w:rStyle w:val="NormalTok"/>
+        </w:rPr>
+        <w:t xml:space="preserve"> path_positions]</w:t>
+      </w:r>
+      <w:r>
+        <w:br/>
+      </w:r>
+      <w:r>
+        <w:rPr>
+          <w:rStyle w:val="NormalTok"/>
+        </w:rPr>
+        <w:t xml:space="preserve">        y_values </w:t>
+      </w:r>
+      <w:r>
+        <w:rPr>
+          <w:rStyle w:val="OperatorTok"/>
+        </w:rPr>
+        <w:t>=</w:t>
+      </w:r>
+      <w:r>
+        <w:rPr>
+          <w:rStyle w:val="NormalTok"/>
+        </w:rPr>
+        <w:t xml:space="preserve"> [env.layout.grid_size </w:t>
+      </w:r>
+      <w:r>
+        <w:rPr>
+          <w:rStyle w:val="OperatorTok"/>
+        </w:rPr>
+        <w:t>-</w:t>
+      </w:r>
+      <w:r>
+        <w:rPr>
+          <w:rStyle w:val="NormalTok"/>
+        </w:rPr>
+        <w:t xml:space="preserve"> row </w:t>
+      </w:r>
+      <w:r>
+        <w:rPr>
+          <w:rStyle w:val="OperatorTok"/>
+        </w:rPr>
+        <w:t>-</w:t>
+      </w:r>
+      <w:r>
+        <w:rPr>
+          <w:rStyle w:val="NormalTok"/>
+        </w:rPr>
+        <w:t xml:space="preserve"> </w:t>
+      </w:r>
+      <w:r>
+        <w:rPr>
+          <w:rStyle w:val="FloatTok"/>
+        </w:rPr>
+        <w:t>0.5</w:t>
+      </w:r>
+      <w:r>
+        <w:rPr>
+          <w:rStyle w:val="NormalTok"/>
+        </w:rPr>
+        <w:t xml:space="preserve"> </w:t>
+      </w:r>
+      <w:r>
+        <w:rPr>
+          <w:rStyle w:val="ControlFlowTok"/>
+        </w:rPr>
+        <w:t>for</w:t>
+      </w:r>
+      <w:r>
+        <w:rPr>
+          <w:rStyle w:val="NormalTok"/>
+        </w:rPr>
+        <w:t xml:space="preserve"> row, _ </w:t>
+      </w:r>
+      <w:r>
+        <w:rPr>
+          <w:rStyle w:val="KeywordTok"/>
+        </w:rPr>
+        <w:t>in</w:t>
+      </w:r>
+      <w:r>
+        <w:rPr>
+          <w:rStyle w:val="NormalTok"/>
+        </w:rPr>
+        <w:t xml:space="preserve"> path_positions]</w:t>
+      </w:r>
+      <w:r>
+        <w:br/>
+      </w:r>
+      <w:r>
+        <w:rPr>
+          <w:rStyle w:val="NormalTok"/>
+        </w:rPr>
+        <w:t xml:space="preserve">        axis.plot(x_values, y_values, color</w:t>
+      </w:r>
+      <w:r>
+        <w:rPr>
+          <w:rStyle w:val="OperatorTok"/>
+        </w:rPr>
+        <w:t>=</w:t>
+      </w:r>
+      <w:r>
+        <w:rPr>
+          <w:rStyle w:val="StringTok"/>
+        </w:rPr>
+        <w:t>"#073b4c"</w:t>
+      </w:r>
+      <w:r>
+        <w:rPr>
+          <w:rStyle w:val="NormalTok"/>
+        </w:rPr>
+        <w:t>, linewidth</w:t>
+      </w:r>
+      <w:r>
+        <w:rPr>
+          <w:rStyle w:val="OperatorTok"/>
+        </w:rPr>
+        <w:t>=</w:t>
+      </w:r>
+      <w:r>
+        <w:rPr>
+          <w:rStyle w:val="FloatTok"/>
+        </w:rPr>
+        <w:t>2.5</w:t>
+      </w:r>
+      <w:r>
+        <w:rPr>
+          <w:rStyle w:val="NormalTok"/>
+        </w:rPr>
+        <w:t>, marker</w:t>
+      </w:r>
+      <w:r>
+        <w:rPr>
+          <w:rStyle w:val="OperatorTok"/>
+        </w:rPr>
+        <w:t>=</w:t>
+      </w:r>
+      <w:r>
+        <w:rPr>
+          <w:rStyle w:val="StringTok"/>
+        </w:rPr>
+        <w:t>"o"</w:t>
+      </w:r>
+      <w:r>
+        <w:rPr>
+          <w:rStyle w:val="NormalTok"/>
+        </w:rPr>
+        <w:t>)</w:t>
+      </w:r>
+      <w:r>
+        <w:br/>
+      </w:r>
+      <w:r>
+        <w:rPr>
+          <w:rStyle w:val="NormalTok"/>
+        </w:rPr>
+        <w:t xml:space="preserve">        </w:t>
+      </w:r>
+      <w:r>
+        <w:rPr>
+          <w:rStyle w:val="ControlFlowTok"/>
+        </w:rPr>
+        <w:t>for</w:t>
+      </w:r>
+      <w:r>
+        <w:rPr>
+          <w:rStyle w:val="NormalTok"/>
+        </w:rPr>
+        <w:t xml:space="preserve"> index, (x_value, y_value) </w:t>
+      </w:r>
+      <w:r>
+        <w:rPr>
+          <w:rStyle w:val="KeywordTok"/>
+        </w:rPr>
+        <w:t>in</w:t>
+      </w:r>
+      <w:r>
+        <w:rPr>
+          <w:rStyle w:val="NormalTok"/>
+        </w:rPr>
+        <w:t xml:space="preserve"> </w:t>
+      </w:r>
+      <w:r>
+        <w:rPr>
+          <w:rStyle w:val="BuiltInTok"/>
+        </w:rPr>
+        <w:t>enumerate</w:t>
+      </w:r>
+      <w:r>
+        <w:rPr>
+          <w:rStyle w:val="NormalTok"/>
+        </w:rPr>
+        <w:t>(</w:t>
+      </w:r>
+      <w:r>
+        <w:rPr>
+          <w:rStyle w:val="BuiltInTok"/>
+        </w:rPr>
+        <w:t>zip</w:t>
+      </w:r>
+      <w:r>
+        <w:rPr>
+          <w:rStyle w:val="NormalTok"/>
+        </w:rPr>
+        <w:t>(x_values, y_values)):</w:t>
+      </w:r>
+      <w:r>
+        <w:br/>
+      </w:r>
+      <w:r>
+        <w:rPr>
+          <w:rStyle w:val="NormalTok"/>
+        </w:rPr>
+        <w:t xml:space="preserve">            axis.text(x_value, y_value, </w:t>
+      </w:r>
+      <w:r>
+        <w:rPr>
+          <w:rStyle w:val="BuiltInTok"/>
+        </w:rPr>
+        <w:t>str</w:t>
+      </w:r>
+      <w:r>
+        <w:rPr>
+          <w:rStyle w:val="NormalTok"/>
+        </w:rPr>
+        <w:t>(index), ha</w:t>
+      </w:r>
+      <w:r>
+        <w:rPr>
+          <w:rStyle w:val="OperatorTok"/>
+        </w:rPr>
+        <w:t>=</w:t>
+      </w:r>
+      <w:r>
+        <w:rPr>
+          <w:rStyle w:val="StringTok"/>
+        </w:rPr>
+        <w:t>"center"</w:t>
+      </w:r>
+      <w:r>
+        <w:rPr>
+          <w:rStyle w:val="NormalTok"/>
+        </w:rPr>
+        <w:t>, va</w:t>
+      </w:r>
+      <w:r>
+        <w:rPr>
+          <w:rStyle w:val="OperatorTok"/>
+        </w:rPr>
+        <w:t>=</w:t>
+      </w:r>
+      <w:r>
+        <w:rPr>
+          <w:rStyle w:val="StringTok"/>
+        </w:rPr>
+        <w:t>"center"</w:t>
+      </w:r>
+      <w:r>
+        <w:rPr>
+          <w:rStyle w:val="NormalTok"/>
+        </w:rPr>
+        <w:t>, fontsize</w:t>
+      </w:r>
+      <w:r>
+        <w:rPr>
+          <w:rStyle w:val="OperatorTok"/>
+        </w:rPr>
+        <w:t>=</w:t>
+      </w:r>
+      <w:r>
+        <w:rPr>
+          <w:rStyle w:val="DecValTok"/>
+        </w:rPr>
+        <w:t>8</w:t>
+      </w:r>
+      <w:r>
+        <w:rPr>
+          <w:rStyle w:val="NormalTok"/>
+        </w:rPr>
+        <w:t>, color</w:t>
+      </w:r>
+      <w:r>
+        <w:rPr>
+          <w:rStyle w:val="OperatorTok"/>
+        </w:rPr>
+        <w:t>=</w:t>
+      </w:r>
+      <w:r>
+        <w:rPr>
+          <w:rStyle w:val="StringTok"/>
+        </w:rPr>
+        <w:t>"white"</w:t>
+      </w:r>
+      <w:r>
+        <w:rPr>
+          <w:rStyle w:val="NormalTok"/>
+        </w:rPr>
+        <w:t>, fontweight</w:t>
+      </w:r>
+      <w:r>
+        <w:rPr>
+          <w:rStyle w:val="OperatorTok"/>
+        </w:rPr>
+        <w:t>=</w:t>
+      </w:r>
+      <w:r>
+        <w:rPr>
+          <w:rStyle w:val="StringTok"/>
+        </w:rPr>
+        <w:t>"bold"</w:t>
+      </w:r>
+      <w:r>
+        <w:rPr>
+          <w:rStyle w:val="NormalTok"/>
+        </w:rPr>
+        <w:t>)</w:t>
+      </w:r>
+      <w:r>
+        <w:br/>
+      </w:r>
+      <w:r>
+        <w:br/>
+      </w:r>
+      <w:r>
+        <w:rPr>
+          <w:rStyle w:val="NormalTok"/>
+        </w:rPr>
+        <w:t xml:space="preserve">    plt.tight_layout()</w:t>
+      </w:r>
+      <w:r>
+        <w:br/>
+      </w:r>
+      <w:r>
+        <w:rPr>
+          <w:rStyle w:val="NormalTok"/>
+        </w:rPr>
+        <w:t xml:space="preserve">    output_path.parent.mkdir(parents</w:t>
+      </w:r>
+      <w:r>
+        <w:rPr>
+          <w:rStyle w:val="OperatorTok"/>
+        </w:rPr>
+        <w:t>=</w:t>
+      </w:r>
+      <w:r>
+        <w:rPr>
+          <w:rStyle w:val="VariableTok"/>
+        </w:rPr>
+        <w:t>True</w:t>
+      </w:r>
+      <w:r>
+        <w:rPr>
+          <w:rStyle w:val="NormalTok"/>
+        </w:rPr>
+        <w:t>, exist_ok</w:t>
+      </w:r>
+      <w:r>
+        <w:rPr>
+          <w:rStyle w:val="OperatorTok"/>
+        </w:rPr>
+        <w:t>=</w:t>
+      </w:r>
+      <w:r>
+        <w:rPr>
+          <w:rStyle w:val="VariableTok"/>
+        </w:rPr>
+        <w:t>True</w:t>
+      </w:r>
+      <w:r>
+        <w:rPr>
+          <w:rStyle w:val="NormalTok"/>
+        </w:rPr>
+        <w:t>)</w:t>
+      </w:r>
+      <w:r>
+        <w:br/>
+      </w:r>
+      <w:r>
+        <w:rPr>
+          <w:rStyle w:val="NormalTok"/>
+        </w:rPr>
+        <w:t xml:space="preserve">    plt.savefig(output_path, dpi</w:t>
+      </w:r>
+      <w:r>
+        <w:rPr>
+          <w:rStyle w:val="OperatorTok"/>
+        </w:rPr>
+        <w:t>=</w:t>
+      </w:r>
+      <w:r>
+        <w:rPr>
+          <w:rStyle w:val="DecValTok"/>
+        </w:rPr>
+        <w:t>180</w:t>
+      </w:r>
+      <w:r>
+        <w:rPr>
+          <w:rStyle w:val="NormalTok"/>
+        </w:rPr>
+        <w:t>)</w:t>
+      </w:r>
+      <w:r>
+        <w:br/>
+      </w:r>
+      <w:r>
+        <w:rPr>
+          <w:rStyle w:val="NormalTok"/>
+        </w:rPr>
+        <w:t xml:space="preserve">    plt.show()</w:t>
+      </w:r>
+      <w:r>
+        <w:br/>
+      </w:r>
+      <w:r>
+        <w:br/>
+      </w:r>
+      <w:r>
+        <w:br/>
+      </w:r>
+      <w:r>
+        <w:rPr>
+          <w:rStyle w:val="CommentTok"/>
+        </w:rPr>
+        <w:t># Execute Task 3</w:t>
+      </w:r>
+      <w:r>
+        <w:br/>
+      </w:r>
+      <w:r>
+        <w:rPr>
+          <w:rStyle w:val="NormalTok"/>
+        </w:rPr>
+        <w:t xml:space="preserve">trajectory </w:t>
+      </w:r>
+      <w:r>
+        <w:rPr>
+          <w:rStyle w:val="OperatorTok"/>
+        </w:rPr>
+        <w:t>=</w:t>
+      </w:r>
+      <w:r>
+        <w:rPr>
+          <w:rStyle w:val="NormalTok"/>
+        </w:rPr>
+        <w:t xml:space="preserve"> simulate_policy_trajectory(env, result.policy)</w:t>
+      </w:r>
+      <w:r>
+        <w:br/>
+      </w:r>
+      <w:r>
+        <w:br/>
+      </w:r>
+      <w:r>
+        <w:rPr>
+          <w:rStyle w:val="CommentTok"/>
+        </w:rPr>
+        <w:t># Create all visualizations</w:t>
+      </w:r>
+      <w:r>
+        <w:br/>
+      </w:r>
+      <w:r>
+        <w:rPr>
+          <w:rStyle w:val="NormalTok"/>
+        </w:rPr>
+        <w:t>OUTPUT_DIR.mkdir(parents</w:t>
+      </w:r>
+      <w:r>
+        <w:rPr>
+          <w:rStyle w:val="OperatorTok"/>
+        </w:rPr>
+        <w:t>=</w:t>
+      </w:r>
+      <w:r>
+        <w:rPr>
+          <w:rStyle w:val="VariableTok"/>
+        </w:rPr>
+        <w:t>True</w:t>
+      </w:r>
+      <w:r>
+        <w:rPr>
+          <w:rStyle w:val="NormalTok"/>
+        </w:rPr>
+        <w:t>, exist_ok</w:t>
+      </w:r>
+      <w:r>
+        <w:rPr>
+          <w:rStyle w:val="OperatorTok"/>
+        </w:rPr>
+        <w:t>=</w:t>
+      </w:r>
+      <w:r>
+        <w:rPr>
+          <w:rStyle w:val="VariableTok"/>
+        </w:rPr>
+        <w:t>True</w:t>
+      </w:r>
+      <w:r>
+        <w:rPr>
+          <w:rStyle w:val="NormalTok"/>
+        </w:rPr>
+        <w:t>)</w:t>
+      </w:r>
+      <w:r>
+        <w:br/>
+      </w:r>
+      <w:r>
+        <w:rPr>
+          <w:rStyle w:val="NormalTok"/>
+        </w:rPr>
+        <w:t>FIGURE_DIR.mkdir(parents</w:t>
+      </w:r>
+      <w:r>
+        <w:rPr>
+          <w:rStyle w:val="OperatorTok"/>
+        </w:rPr>
+        <w:t>=</w:t>
+      </w:r>
+      <w:r>
+        <w:rPr>
+          <w:rStyle w:val="VariableTok"/>
+        </w:rPr>
+        <w:t>True</w:t>
+      </w:r>
+      <w:r>
+        <w:rPr>
+          <w:rStyle w:val="NormalTok"/>
+        </w:rPr>
+        <w:t>, exist_ok</w:t>
+      </w:r>
+      <w:r>
+        <w:rPr>
+          <w:rStyle w:val="OperatorTok"/>
+        </w:rPr>
+        <w:t>=</w:t>
+      </w:r>
+      <w:r>
+        <w:rPr>
+          <w:rStyle w:val="VariableTok"/>
+        </w:rPr>
+        <w:t>True</w:t>
+      </w:r>
+      <w:r>
+        <w:rPr>
+          <w:rStyle w:val="NormalTok"/>
+        </w:rPr>
+        <w:t>)</w:t>
+      </w:r>
+      <w:r>
+        <w:br/>
+      </w:r>
+      <w:r>
+        <w:br/>
+      </w:r>
+      <w:r>
+        <w:rPr>
+          <w:rStyle w:val="NormalTok"/>
+        </w:rPr>
+        <w:t>plot_symbol_grid(env, DP_GRID_FIGURE_PATH)</w:t>
+      </w:r>
+      <w:r>
+        <w:br/>
+      </w:r>
+      <w:r>
+        <w:rPr>
+          <w:rStyle w:val="NormalTok"/>
+        </w:rPr>
+        <w:t>plot_policy_grid(env, result, DP_POLICY_FIGURE_PATH)</w:t>
+      </w:r>
+      <w:r>
+        <w:br/>
+      </w:r>
+      <w:r>
+        <w:rPr>
+          <w:rStyle w:val="NormalTok"/>
+        </w:rPr>
+        <w:t>plot_trajectory(env, trajectory, DP_TRAJECTORY_FIGURE_PATH)</w:t>
+      </w:r>
+      <w:r>
+        <w:br/>
+      </w:r>
+      <w:r>
+        <w:br/>
+      </w:r>
+      <w:r>
+        <w:rPr>
+          <w:rStyle w:val="CommentTok"/>
+        </w:rPr>
+        <w:t># Print results</w:t>
+      </w:r>
+      <w:r>
+        <w:br/>
+      </w:r>
+      <w:r>
+        <w:rPr>
+          <w:rStyle w:val="BuiltInTok"/>
+        </w:rPr>
+        <w:t>print</w:t>
+      </w:r>
+      <w:r>
+        <w:rPr>
+          <w:rStyle w:val="NormalTok"/>
+        </w:rPr>
+        <w:t>(</w:t>
+      </w:r>
+      <w:r>
+        <w:rPr>
+          <w:rStyle w:val="StringTok"/>
+        </w:rPr>
+        <w:t>"</w:t>
+      </w:r>
+      <w:r>
+        <w:rPr>
+          <w:rStyle w:val="CharTok"/>
+        </w:rPr>
+        <w:t>\n</w:t>
+      </w:r>
+      <w:r>
+        <w:rPr>
+          <w:rStyle w:val="StringTok"/>
+        </w:rPr>
+        <w:t>TASK 3: Policy Visualization and Rescue Sequence"</w:t>
+      </w:r>
+      <w:r>
+        <w:rPr>
+          <w:rStyle w:val="NormalTok"/>
+        </w:rPr>
+        <w:t>)</w:t>
+      </w:r>
+      <w:r>
+        <w:br/>
+      </w:r>
+      <w:r>
+        <w:rPr>
+          <w:rStyle w:val="BuiltInTok"/>
+        </w:rPr>
+        <w:t>print</w:t>
+      </w:r>
+      <w:r>
+        <w:rPr>
+          <w:rStyle w:val="NormalTok"/>
+        </w:rPr>
+        <w:t>(</w:t>
+      </w:r>
+      <w:r>
+        <w:rPr>
+          <w:rStyle w:val="StringTok"/>
+        </w:rPr>
+        <w:t>"-"</w:t>
+      </w:r>
+      <w:r>
+        <w:rPr>
+          <w:rStyle w:val="NormalTok"/>
+        </w:rPr>
+        <w:t xml:space="preserve"> </w:t>
+      </w:r>
+      <w:r>
+        <w:rPr>
+          <w:rStyle w:val="OperatorTok"/>
+        </w:rPr>
+        <w:t>*</w:t>
+      </w:r>
+      <w:r>
+        <w:rPr>
+          <w:rStyle w:val="NormalTok"/>
+        </w:rPr>
+        <w:t xml:space="preserve"> </w:t>
+      </w:r>
+      <w:r>
+        <w:rPr>
+          <w:rStyle w:val="DecValTok"/>
+        </w:rPr>
+        <w:t>90</w:t>
+      </w:r>
+      <w:r>
+        <w:rPr>
+          <w:rStyle w:val="NormalTok"/>
+        </w:rPr>
+        <w:t>)</w:t>
+      </w:r>
+      <w:r>
+        <w:br/>
+      </w:r>
+      <w:r>
+        <w:rPr>
+          <w:rStyle w:val="ControlFlowTok"/>
+        </w:rPr>
+        <w:t>if</w:t>
+      </w:r>
+      <w:r>
+        <w:rPr>
+          <w:rStyle w:val="NormalTok"/>
+        </w:rPr>
+        <w:t xml:space="preserve"> trajectory.empty:</w:t>
+      </w:r>
+      <w:r>
+        <w:br/>
+      </w:r>
+      <w:r>
+        <w:rPr>
+          <w:rStyle w:val="NormalTok"/>
+        </w:rPr>
+        <w:t xml:space="preserve">    </w:t>
+      </w:r>
+      <w:r>
+        <w:rPr>
+          <w:rStyle w:val="BuiltInTok"/>
+        </w:rPr>
+        <w:t>print</w:t>
+      </w:r>
+      <w:r>
+        <w:rPr>
+          <w:rStyle w:val="NormalTok"/>
+        </w:rPr>
+        <w:t>(</w:t>
+      </w:r>
+      <w:r>
+        <w:rPr>
+          <w:rStyle w:val="StringTok"/>
+        </w:rPr>
+        <w:t xml:space="preserve">"The representative policy trajectory is empty because the initial state is </w:t>
+      </w:r>
+      <w:r>
+        <w:rPr>
+          <w:rStyle w:val="StringTok"/>
+        </w:rPr>
         <w:lastRenderedPageBreak/>
-        <w:br/>
-      </w:r>
-      <w:r>
-        <w:rPr>
-          <w:rStyle w:val="NormalTok"/>
-        </w:rPr>
-        <w:t xml:space="preserve">    </w:t>
-      </w:r>
-      <w:r>
-        <w:rPr>
-          <w:rStyle w:val="ControlFlowTok"/>
-        </w:rPr>
-        <w:t>for</w:t>
-      </w:r>
-      <w:r>
-        <w:rPr>
-          <w:rStyle w:val="NormalTok"/>
-        </w:rPr>
-        <w:t xml:space="preserve"> row </w:t>
-      </w:r>
-      <w:r>
-        <w:rPr>
-          <w:rStyle w:val="KeywordTok"/>
-        </w:rPr>
-        <w:t>in</w:t>
-      </w:r>
-      <w:r>
-        <w:rPr>
-          <w:rStyle w:val="NormalTok"/>
-        </w:rPr>
-        <w:t xml:space="preserve"> </w:t>
-      </w:r>
-      <w:r>
-        <w:rPr>
-          <w:rStyle w:val="BuiltInTok"/>
-        </w:rPr>
-        <w:t>range</w:t>
-      </w:r>
-      <w:r>
-        <w:rPr>
-          <w:rStyle w:val="NormalTok"/>
-        </w:rPr>
-        <w:t>(env.layout.grid_size):</w:t>
-      </w:r>
-      <w:r>
-        <w:br/>
-      </w:r>
-      <w:r>
-        <w:rPr>
-          <w:rStyle w:val="NormalTok"/>
-        </w:rPr>
-        <w:t xml:space="preserve">        </w:t>
-      </w:r>
-      <w:r>
-        <w:rPr>
-          <w:rStyle w:val="ControlFlowTok"/>
-        </w:rPr>
-        <w:t>for</w:t>
-      </w:r>
-      <w:r>
-        <w:rPr>
-          <w:rStyle w:val="NormalTok"/>
-        </w:rPr>
-        <w:t xml:space="preserve"> col </w:t>
-      </w:r>
-      <w:r>
-        <w:rPr>
-          <w:rStyle w:val="KeywordTok"/>
-        </w:rPr>
-        <w:t>in</w:t>
-      </w:r>
-      <w:r>
-        <w:rPr>
-          <w:rStyle w:val="NormalTok"/>
-        </w:rPr>
-        <w:t xml:space="preserve"> </w:t>
-      </w:r>
-      <w:r>
-        <w:rPr>
-          <w:rStyle w:val="BuiltInTok"/>
-        </w:rPr>
-        <w:t>range</w:t>
-      </w:r>
-      <w:r>
-        <w:rPr>
-          <w:rStyle w:val="NormalTok"/>
-        </w:rPr>
-        <w:t>(env.layout.grid_size):</w:t>
-      </w:r>
-      <w:r>
-        <w:br/>
-      </w:r>
-      <w:r>
-        <w:rPr>
-          <w:rStyle w:val="NormalTok"/>
-        </w:rPr>
-        <w:t xml:space="preserve">            symbol </w:t>
-      </w:r>
-      <w:r>
-        <w:rPr>
-          <w:rStyle w:val="OperatorTok"/>
-        </w:rPr>
-        <w:t>=</w:t>
-      </w:r>
-      <w:r>
-        <w:rPr>
-          <w:rStyle w:val="NormalTok"/>
-        </w:rPr>
-        <w:t xml:space="preserve"> env.cell_symbol((row, col), rescued_mask</w:t>
-      </w:r>
-      <w:r>
-        <w:rPr>
-          <w:rStyle w:val="OperatorTok"/>
-        </w:rPr>
-        <w:t>=</w:t>
-      </w:r>
-      <w:r>
-        <w:rPr>
-          <w:rStyle w:val="DecValTok"/>
-        </w:rPr>
-        <w:t>0</w:t>
-      </w:r>
-      <w:r>
-        <w:rPr>
-          <w:rStyle w:val="NormalTok"/>
-        </w:rPr>
-        <w:t>)</w:t>
-      </w:r>
-      <w:r>
-        <w:br/>
-      </w:r>
-      <w:r>
-        <w:rPr>
-          <w:rStyle w:val="NormalTok"/>
-        </w:rPr>
-        <w:t xml:space="preserve">            y_position </w:t>
-      </w:r>
-      <w:r>
-        <w:rPr>
-          <w:rStyle w:val="OperatorTok"/>
-        </w:rPr>
-        <w:t>=</w:t>
-      </w:r>
-      <w:r>
-        <w:rPr>
-          <w:rStyle w:val="NormalTok"/>
-        </w:rPr>
-        <w:t xml:space="preserve"> env.layout.grid_size </w:t>
-      </w:r>
-      <w:r>
-        <w:rPr>
-          <w:rStyle w:val="OperatorTok"/>
-        </w:rPr>
-        <w:t>-</w:t>
-      </w:r>
-      <w:r>
-        <w:rPr>
-          <w:rStyle w:val="NormalTok"/>
-        </w:rPr>
-        <w:t xml:space="preserve"> row </w:t>
-      </w:r>
-      <w:r>
-        <w:rPr>
-          <w:rStyle w:val="OperatorTok"/>
-        </w:rPr>
-        <w:t>-</w:t>
-      </w:r>
-      <w:r>
-        <w:rPr>
-          <w:rStyle w:val="NormalTok"/>
-        </w:rPr>
-        <w:t xml:space="preserve"> </w:t>
-      </w:r>
-      <w:r>
-        <w:rPr>
-          <w:rStyle w:val="DecValTok"/>
-        </w:rPr>
-        <w:t>1</w:t>
-      </w:r>
-      <w:r>
-        <w:br/>
-      </w:r>
-      <w:r>
-        <w:rPr>
-          <w:rStyle w:val="NormalTok"/>
-        </w:rPr>
-        <w:t xml:space="preserve">            rectangle </w:t>
-      </w:r>
-      <w:r>
-        <w:rPr>
-          <w:rStyle w:val="OperatorTok"/>
-        </w:rPr>
-        <w:t>=</w:t>
-      </w:r>
-      <w:r>
-        <w:rPr>
-          <w:rStyle w:val="NormalTok"/>
-        </w:rPr>
-        <w:t xml:space="preserve"> plt.Rectangle((col, y_position), </w:t>
-      </w:r>
-      <w:r>
-        <w:rPr>
-          <w:rStyle w:val="DecValTok"/>
-        </w:rPr>
-        <w:t>1</w:t>
-      </w:r>
-      <w:r>
-        <w:rPr>
-          <w:rStyle w:val="NormalTok"/>
-        </w:rPr>
-        <w:t xml:space="preserve">, </w:t>
-      </w:r>
-      <w:r>
-        <w:rPr>
-          <w:rStyle w:val="DecValTok"/>
-        </w:rPr>
-        <w:t>1</w:t>
-      </w:r>
-      <w:r>
-        <w:rPr>
-          <w:rStyle w:val="NormalTok"/>
-        </w:rPr>
-        <w:t>, facecolor</w:t>
-      </w:r>
-      <w:r>
-        <w:rPr>
-          <w:rStyle w:val="OperatorTok"/>
-        </w:rPr>
-        <w:t>=</w:t>
-      </w:r>
-      <w:r>
-        <w:rPr>
-          <w:rStyle w:val="NormalTok"/>
-        </w:rPr>
-        <w:t>background_colors[symbol], edgecolor</w:t>
-      </w:r>
-      <w:r>
-        <w:rPr>
-          <w:rStyle w:val="OperatorTok"/>
-        </w:rPr>
-        <w:t>=</w:t>
-      </w:r>
-      <w:r>
-        <w:rPr>
-          <w:rStyle w:val="StringTok"/>
-        </w:rPr>
-        <w:t>"black"</w:t>
-      </w:r>
-      <w:r>
-        <w:rPr>
-          <w:rStyle w:val="NormalTok"/>
-        </w:rPr>
-        <w:t>)</w:t>
-      </w:r>
-      <w:r>
-        <w:br/>
-      </w:r>
-      <w:r>
-        <w:rPr>
-          <w:rStyle w:val="NormalTok"/>
-        </w:rPr>
-        <w:t xml:space="preserve">            axis.add_patch(rectangle)</w:t>
-      </w:r>
-      <w:r>
-        <w:br/>
-      </w:r>
-      <w:r>
-        <w:rPr>
-          <w:rStyle w:val="NormalTok"/>
-        </w:rPr>
-        <w:t xml:space="preserve">            axis.text(col </w:t>
-      </w:r>
-      <w:r>
-        <w:rPr>
-          <w:rStyle w:val="OperatorTok"/>
-        </w:rPr>
-        <w:t>+</w:t>
-      </w:r>
-      <w:r>
-        <w:rPr>
-          <w:rStyle w:val="NormalTok"/>
-        </w:rPr>
-        <w:t xml:space="preserve"> </w:t>
-      </w:r>
-      <w:r>
-        <w:rPr>
-          <w:rStyle w:val="FloatTok"/>
-        </w:rPr>
-        <w:t>0.5</w:t>
-      </w:r>
-      <w:r>
-        <w:rPr>
-          <w:rStyle w:val="NormalTok"/>
-        </w:rPr>
-        <w:t xml:space="preserve">, y_position </w:t>
-      </w:r>
-      <w:r>
-        <w:rPr>
-          <w:rStyle w:val="OperatorTok"/>
-        </w:rPr>
-        <w:t>+</w:t>
-      </w:r>
-      <w:r>
-        <w:rPr>
-          <w:rStyle w:val="NormalTok"/>
-        </w:rPr>
-        <w:t xml:space="preserve"> </w:t>
-      </w:r>
-      <w:r>
-        <w:rPr>
-          <w:rStyle w:val="FloatTok"/>
-        </w:rPr>
-        <w:t>0.5</w:t>
-      </w:r>
-      <w:r>
-        <w:rPr>
-          <w:rStyle w:val="NormalTok"/>
-        </w:rPr>
-        <w:t>, symbol, ha</w:t>
-      </w:r>
-      <w:r>
-        <w:rPr>
-          <w:rStyle w:val="OperatorTok"/>
-        </w:rPr>
-        <w:t>=</w:t>
-      </w:r>
-      <w:r>
-        <w:rPr>
-          <w:rStyle w:val="StringTok"/>
-        </w:rPr>
-        <w:t>"center"</w:t>
-      </w:r>
-      <w:r>
-        <w:rPr>
-          <w:rStyle w:val="NormalTok"/>
-        </w:rPr>
-        <w:t>, va</w:t>
-      </w:r>
-      <w:r>
-        <w:rPr>
-          <w:rStyle w:val="OperatorTok"/>
-        </w:rPr>
-        <w:t>=</w:t>
-      </w:r>
-      <w:r>
-        <w:rPr>
-          <w:rStyle w:val="StringTok"/>
-        </w:rPr>
-        <w:t>"center"</w:t>
-      </w:r>
-      <w:r>
-        <w:rPr>
-          <w:rStyle w:val="NormalTok"/>
-        </w:rPr>
-        <w:t>, fontsize</w:t>
-      </w:r>
-      <w:r>
-        <w:rPr>
-          <w:rStyle w:val="OperatorTok"/>
-        </w:rPr>
-        <w:t>=</w:t>
-      </w:r>
-      <w:r>
-        <w:rPr>
-          <w:rStyle w:val="DecValTok"/>
-        </w:rPr>
-        <w:t>12</w:t>
-      </w:r>
-      <w:r>
-        <w:rPr>
-          <w:rStyle w:val="NormalTok"/>
-        </w:rPr>
-        <w:t>, alpha</w:t>
-      </w:r>
-      <w:r>
-        <w:rPr>
-          <w:rStyle w:val="OperatorTok"/>
-        </w:rPr>
-        <w:t>=</w:t>
-      </w:r>
-      <w:r>
-        <w:rPr>
-          <w:rStyle w:val="FloatTok"/>
-        </w:rPr>
-        <w:t>0.55</w:t>
-      </w:r>
-      <w:r>
-        <w:rPr>
-          <w:rStyle w:val="NormalTok"/>
-        </w:rPr>
-        <w:t>)</w:t>
-      </w:r>
-      <w:r>
-        <w:br/>
-      </w:r>
-      <w:r>
-        <w:br/>
-      </w:r>
-      <w:r>
-        <w:rPr>
-          <w:rStyle w:val="NormalTok"/>
-        </w:rPr>
-        <w:t xml:space="preserve">    </w:t>
-      </w:r>
-      <w:r>
-        <w:rPr>
-          <w:rStyle w:val="ControlFlowTok"/>
-        </w:rPr>
-        <w:t>if</w:t>
-      </w:r>
-      <w:r>
-        <w:rPr>
-          <w:rStyle w:val="NormalTok"/>
-        </w:rPr>
-        <w:t xml:space="preserve"> </w:t>
-      </w:r>
-      <w:r>
-        <w:rPr>
-          <w:rStyle w:val="KeywordTok"/>
-        </w:rPr>
-        <w:t>not</w:t>
-      </w:r>
-      <w:r>
-        <w:rPr>
-          <w:rStyle w:val="NormalTok"/>
-        </w:rPr>
-        <w:t xml:space="preserve"> trajectory.empty:</w:t>
-      </w:r>
-      <w:r>
-        <w:br/>
-      </w:r>
-      <w:r>
-        <w:rPr>
-          <w:rStyle w:val="NormalTok"/>
-        </w:rPr>
-        <w:t xml:space="preserve">        path_positions </w:t>
-      </w:r>
-      <w:r>
-        <w:rPr>
-          <w:rStyle w:val="OperatorTok"/>
-        </w:rPr>
-        <w:t>=</w:t>
-      </w:r>
-      <w:r>
-        <w:rPr>
-          <w:rStyle w:val="NormalTok"/>
-        </w:rPr>
-        <w:t xml:space="preserve"> [(</w:t>
-      </w:r>
-      <w:r>
-        <w:rPr>
-          <w:rStyle w:val="DecValTok"/>
-        </w:rPr>
-        <w:t>0</w:t>
-      </w:r>
-      <w:r>
-        <w:rPr>
-          <w:rStyle w:val="NormalTok"/>
-        </w:rPr>
-        <w:t xml:space="preserve">, </w:t>
-      </w:r>
-      <w:r>
-        <w:rPr>
-          <w:rStyle w:val="DecValTok"/>
-        </w:rPr>
-        <w:t>0</w:t>
-      </w:r>
-      <w:r>
-        <w:rPr>
-          <w:rStyle w:val="NormalTok"/>
-        </w:rPr>
-        <w:t>)]</w:t>
-      </w:r>
-      <w:r>
-        <w:br/>
-      </w:r>
-      <w:r>
-        <w:rPr>
-          <w:rStyle w:val="NormalTok"/>
-        </w:rPr>
-        <w:t xml:space="preserve">        path_positions.extend((</w:t>
-      </w:r>
-      <w:r>
-        <w:rPr>
-          <w:rStyle w:val="BuiltInTok"/>
-        </w:rPr>
-        <w:t>int</w:t>
-      </w:r>
-      <w:r>
-        <w:rPr>
-          <w:rStyle w:val="NormalTok"/>
-        </w:rPr>
-        <w:t xml:space="preserve">(row.next_row), </w:t>
-      </w:r>
-      <w:r>
-        <w:rPr>
-          <w:rStyle w:val="BuiltInTok"/>
-        </w:rPr>
-        <w:t>int</w:t>
-      </w:r>
-      <w:r>
-        <w:rPr>
-          <w:rStyle w:val="NormalTok"/>
-        </w:rPr>
-        <w:t xml:space="preserve">(row.next_col)) </w:t>
-      </w:r>
-      <w:r>
-        <w:rPr>
-          <w:rStyle w:val="ControlFlowTok"/>
-        </w:rPr>
-        <w:t>for</w:t>
-      </w:r>
-      <w:r>
-        <w:rPr>
-          <w:rStyle w:val="NormalTok"/>
-        </w:rPr>
-        <w:t xml:space="preserve"> row </w:t>
-      </w:r>
-      <w:r>
-        <w:rPr>
-          <w:rStyle w:val="KeywordTok"/>
-        </w:rPr>
-        <w:t>in</w:t>
-      </w:r>
-      <w:r>
-        <w:rPr>
-          <w:rStyle w:val="NormalTok"/>
-        </w:rPr>
-        <w:t xml:space="preserve"> trajectory.itertuples(index</w:t>
-      </w:r>
-      <w:r>
-        <w:rPr>
-          <w:rStyle w:val="OperatorTok"/>
-        </w:rPr>
-        <w:t>=</w:t>
-      </w:r>
-      <w:r>
-        <w:rPr>
-          <w:rStyle w:val="VariableTok"/>
-        </w:rPr>
-        <w:t>False</w:t>
-      </w:r>
-      <w:r>
-        <w:rPr>
-          <w:rStyle w:val="NormalTok"/>
-        </w:rPr>
-        <w:t>))</w:t>
-      </w:r>
-      <w:r>
-        <w:br/>
-      </w:r>
-      <w:r>
-        <w:rPr>
-          <w:rStyle w:val="NormalTok"/>
-        </w:rPr>
-        <w:t xml:space="preserve">        x_values </w:t>
-      </w:r>
-      <w:r>
-        <w:rPr>
-          <w:rStyle w:val="OperatorTok"/>
-        </w:rPr>
-        <w:t>=</w:t>
-      </w:r>
-      <w:r>
-        <w:rPr>
-          <w:rStyle w:val="NormalTok"/>
-        </w:rPr>
-        <w:t xml:space="preserve"> [col </w:t>
-      </w:r>
-      <w:r>
-        <w:rPr>
-          <w:rStyle w:val="OperatorTok"/>
-        </w:rPr>
-        <w:t>+</w:t>
-      </w:r>
-      <w:r>
-        <w:rPr>
-          <w:rStyle w:val="NormalTok"/>
-        </w:rPr>
-        <w:t xml:space="preserve"> </w:t>
-      </w:r>
-      <w:r>
-        <w:rPr>
-          <w:rStyle w:val="FloatTok"/>
-        </w:rPr>
-        <w:t>0.5</w:t>
-      </w:r>
-      <w:r>
-        <w:rPr>
-          <w:rStyle w:val="NormalTok"/>
-        </w:rPr>
-        <w:t xml:space="preserve"> </w:t>
-      </w:r>
-      <w:r>
-        <w:rPr>
-          <w:rStyle w:val="ControlFlowTok"/>
-        </w:rPr>
-        <w:t>for</w:t>
-      </w:r>
-      <w:r>
-        <w:rPr>
-          <w:rStyle w:val="NormalTok"/>
-        </w:rPr>
-        <w:t xml:space="preserve"> _, col </w:t>
-      </w:r>
-      <w:r>
-        <w:rPr>
-          <w:rStyle w:val="KeywordTok"/>
-        </w:rPr>
-        <w:t>in</w:t>
-      </w:r>
-      <w:r>
-        <w:rPr>
-          <w:rStyle w:val="NormalTok"/>
-        </w:rPr>
-        <w:t xml:space="preserve"> path_positions]</w:t>
-      </w:r>
-      <w:r>
-        <w:br/>
-      </w:r>
-      <w:r>
-        <w:rPr>
-          <w:rStyle w:val="NormalTok"/>
-        </w:rPr>
-        <w:t xml:space="preserve">        y_values </w:t>
-      </w:r>
-      <w:r>
-        <w:rPr>
-          <w:rStyle w:val="OperatorTok"/>
-        </w:rPr>
-        <w:t>=</w:t>
-      </w:r>
-      <w:r>
-        <w:rPr>
-          <w:rStyle w:val="NormalTok"/>
-        </w:rPr>
-        <w:t xml:space="preserve"> [env.layout.grid_size </w:t>
-      </w:r>
-      <w:r>
-        <w:rPr>
-          <w:rStyle w:val="OperatorTok"/>
-        </w:rPr>
-        <w:t>-</w:t>
-      </w:r>
-      <w:r>
-        <w:rPr>
-          <w:rStyle w:val="NormalTok"/>
-        </w:rPr>
-        <w:t xml:space="preserve"> row </w:t>
-      </w:r>
-      <w:r>
-        <w:rPr>
-          <w:rStyle w:val="OperatorTok"/>
-        </w:rPr>
-        <w:t>-</w:t>
-      </w:r>
-      <w:r>
-        <w:rPr>
-          <w:rStyle w:val="NormalTok"/>
-        </w:rPr>
-        <w:t xml:space="preserve"> </w:t>
-      </w:r>
-      <w:r>
-        <w:rPr>
-          <w:rStyle w:val="FloatTok"/>
-        </w:rPr>
-        <w:t>0.5</w:t>
-      </w:r>
-      <w:r>
-        <w:rPr>
-          <w:rStyle w:val="NormalTok"/>
-        </w:rPr>
-        <w:t xml:space="preserve"> </w:t>
-      </w:r>
-      <w:r>
-        <w:rPr>
-          <w:rStyle w:val="ControlFlowTok"/>
-        </w:rPr>
-        <w:t>for</w:t>
-      </w:r>
-      <w:r>
-        <w:rPr>
-          <w:rStyle w:val="NormalTok"/>
-        </w:rPr>
-        <w:t xml:space="preserve"> row, _ </w:t>
-      </w:r>
-      <w:r>
-        <w:rPr>
-          <w:rStyle w:val="KeywordTok"/>
-        </w:rPr>
-        <w:t>in</w:t>
-      </w:r>
-      <w:r>
-        <w:rPr>
-          <w:rStyle w:val="NormalTok"/>
-        </w:rPr>
-        <w:t xml:space="preserve"> path_positions]</w:t>
-      </w:r>
-      <w:r>
-        <w:br/>
-      </w:r>
-      <w:r>
-        <w:rPr>
-          <w:rStyle w:val="NormalTok"/>
-        </w:rPr>
-        <w:t xml:space="preserve">        axis.plot(x_values, y_values, color</w:t>
-      </w:r>
-      <w:r>
-        <w:rPr>
-          <w:rStyle w:val="OperatorTok"/>
-        </w:rPr>
-        <w:t>=</w:t>
-      </w:r>
-      <w:r>
-        <w:rPr>
-          <w:rStyle w:val="StringTok"/>
-        </w:rPr>
-        <w:t>"#073b4c"</w:t>
-      </w:r>
-      <w:r>
-        <w:rPr>
-          <w:rStyle w:val="NormalTok"/>
-        </w:rPr>
-        <w:t>, linewidth</w:t>
-      </w:r>
-      <w:r>
-        <w:rPr>
-          <w:rStyle w:val="OperatorTok"/>
-        </w:rPr>
-        <w:t>=</w:t>
-      </w:r>
-      <w:r>
-        <w:rPr>
-          <w:rStyle w:val="FloatTok"/>
-        </w:rPr>
-        <w:t>2.5</w:t>
-      </w:r>
-      <w:r>
-        <w:rPr>
-          <w:rStyle w:val="NormalTok"/>
-        </w:rPr>
-        <w:t>, marker</w:t>
-      </w:r>
-      <w:r>
-        <w:rPr>
-          <w:rStyle w:val="OperatorTok"/>
-        </w:rPr>
-        <w:t>=</w:t>
-      </w:r>
-      <w:r>
-        <w:rPr>
-          <w:rStyle w:val="StringTok"/>
-        </w:rPr>
-        <w:t>"o"</w:t>
-      </w:r>
-      <w:r>
-        <w:rPr>
-          <w:rStyle w:val="NormalTok"/>
-        </w:rPr>
-        <w:t>)</w:t>
-      </w:r>
-      <w:r>
-        <w:br/>
-      </w:r>
-      <w:r>
-        <w:rPr>
-          <w:rStyle w:val="NormalTok"/>
-        </w:rPr>
-        <w:t xml:space="preserve">        </w:t>
-      </w:r>
-      <w:r>
-        <w:rPr>
-          <w:rStyle w:val="ControlFlowTok"/>
-        </w:rPr>
-        <w:t>for</w:t>
-      </w:r>
-      <w:r>
-        <w:rPr>
-          <w:rStyle w:val="NormalTok"/>
-        </w:rPr>
-        <w:t xml:space="preserve"> index, (x_value, y_value) </w:t>
-      </w:r>
-      <w:r>
-        <w:rPr>
-          <w:rStyle w:val="KeywordTok"/>
-        </w:rPr>
-        <w:t>in</w:t>
-      </w:r>
-      <w:r>
-        <w:rPr>
-          <w:rStyle w:val="NormalTok"/>
-        </w:rPr>
-        <w:t xml:space="preserve"> </w:t>
-      </w:r>
-      <w:r>
-        <w:rPr>
-          <w:rStyle w:val="BuiltInTok"/>
-        </w:rPr>
-        <w:t>enumerate</w:t>
-      </w:r>
-      <w:r>
-        <w:rPr>
-          <w:rStyle w:val="NormalTok"/>
-        </w:rPr>
-        <w:t>(</w:t>
-      </w:r>
-      <w:r>
-        <w:rPr>
-          <w:rStyle w:val="BuiltInTok"/>
-        </w:rPr>
-        <w:t>zip</w:t>
-      </w:r>
-      <w:r>
-        <w:rPr>
-          <w:rStyle w:val="NormalTok"/>
-        </w:rPr>
-        <w:t>(x_values, y_values)):</w:t>
-      </w:r>
-      <w:r>
-        <w:br/>
-      </w:r>
-      <w:r>
-        <w:rPr>
-          <w:rStyle w:val="NormalTok"/>
-        </w:rPr>
-        <w:t xml:space="preserve">            axis.text(x_value, y_value, </w:t>
-      </w:r>
-      <w:r>
-        <w:rPr>
-          <w:rStyle w:val="BuiltInTok"/>
-        </w:rPr>
-        <w:t>str</w:t>
-      </w:r>
-      <w:r>
-        <w:rPr>
-          <w:rStyle w:val="NormalTok"/>
-        </w:rPr>
-        <w:t>(index), ha</w:t>
-      </w:r>
-      <w:r>
-        <w:rPr>
-          <w:rStyle w:val="OperatorTok"/>
-        </w:rPr>
-        <w:t>=</w:t>
-      </w:r>
-      <w:r>
-        <w:rPr>
-          <w:rStyle w:val="StringTok"/>
-        </w:rPr>
-        <w:t>"center"</w:t>
-      </w:r>
-      <w:r>
-        <w:rPr>
-          <w:rStyle w:val="NormalTok"/>
-        </w:rPr>
-        <w:t>, va</w:t>
-      </w:r>
-      <w:r>
-        <w:rPr>
-          <w:rStyle w:val="OperatorTok"/>
-        </w:rPr>
-        <w:t>=</w:t>
-      </w:r>
-      <w:r>
-        <w:rPr>
-          <w:rStyle w:val="StringTok"/>
-        </w:rPr>
-        <w:t>"center"</w:t>
-      </w:r>
-      <w:r>
-        <w:rPr>
-          <w:rStyle w:val="NormalTok"/>
-        </w:rPr>
-        <w:t>, fontsize</w:t>
-      </w:r>
-      <w:r>
-        <w:rPr>
-          <w:rStyle w:val="OperatorTok"/>
-        </w:rPr>
-        <w:t>=</w:t>
-      </w:r>
-      <w:r>
-        <w:rPr>
-          <w:rStyle w:val="DecValTok"/>
-        </w:rPr>
-        <w:t>8</w:t>
-      </w:r>
-      <w:r>
-        <w:rPr>
-          <w:rStyle w:val="NormalTok"/>
-        </w:rPr>
-        <w:t>, color</w:t>
-      </w:r>
-      <w:r>
-        <w:rPr>
-          <w:rStyle w:val="OperatorTok"/>
-        </w:rPr>
-        <w:t>=</w:t>
-      </w:r>
-      <w:r>
-        <w:rPr>
-          <w:rStyle w:val="StringTok"/>
-        </w:rPr>
-        <w:t>"white"</w:t>
-      </w:r>
-      <w:r>
-        <w:rPr>
-          <w:rStyle w:val="NormalTok"/>
-        </w:rPr>
-        <w:t>, fontweight</w:t>
-      </w:r>
-      <w:r>
-        <w:rPr>
-          <w:rStyle w:val="OperatorTok"/>
-        </w:rPr>
-        <w:t>=</w:t>
-      </w:r>
-      <w:r>
-        <w:rPr>
-          <w:rStyle w:val="StringTok"/>
-        </w:rPr>
-        <w:t>"bold"</w:t>
-      </w:r>
-      <w:r>
-        <w:rPr>
-          <w:rStyle w:val="NormalTok"/>
-        </w:rPr>
-        <w:t>)</w:t>
-      </w:r>
-      <w:r>
-        <w:br/>
-      </w:r>
-      <w:r>
-        <w:br/>
-      </w:r>
-      <w:r>
-        <w:rPr>
-          <w:rStyle w:val="NormalTok"/>
-        </w:rPr>
-        <w:t xml:space="preserve">    plt.tight_layout()</w:t>
-      </w:r>
-      <w:r>
-        <w:br/>
-      </w:r>
-      <w:r>
-        <w:rPr>
-          <w:rStyle w:val="NormalTok"/>
-        </w:rPr>
-        <w:t xml:space="preserve">    output_path.parent.mkdir(parents</w:t>
-      </w:r>
-      <w:r>
-        <w:rPr>
-          <w:rStyle w:val="OperatorTok"/>
-        </w:rPr>
-        <w:t>=</w:t>
-      </w:r>
-      <w:r>
-        <w:rPr>
-          <w:rStyle w:val="VariableTok"/>
-        </w:rPr>
-        <w:t>True</w:t>
-      </w:r>
-      <w:r>
-        <w:rPr>
-          <w:rStyle w:val="NormalTok"/>
-        </w:rPr>
-        <w:t>, exist_ok</w:t>
-      </w:r>
-      <w:r>
-        <w:rPr>
-          <w:rStyle w:val="OperatorTok"/>
-        </w:rPr>
-        <w:t>=</w:t>
-      </w:r>
-      <w:r>
-        <w:rPr>
-          <w:rStyle w:val="VariableTok"/>
-        </w:rPr>
-        <w:t>True</w:t>
-      </w:r>
-      <w:r>
-        <w:rPr>
-          <w:rStyle w:val="NormalTok"/>
-        </w:rPr>
-        <w:t>)</w:t>
-      </w:r>
-      <w:r>
-        <w:br/>
-      </w:r>
-      <w:r>
-        <w:rPr>
-          <w:rStyle w:val="NormalTok"/>
-        </w:rPr>
-        <w:t xml:space="preserve">    plt.savefig(output_path, dpi</w:t>
-      </w:r>
-      <w:r>
-        <w:rPr>
-          <w:rStyle w:val="OperatorTok"/>
-        </w:rPr>
-        <w:t>=</w:t>
-      </w:r>
-      <w:r>
-        <w:rPr>
-          <w:rStyle w:val="DecValTok"/>
-        </w:rPr>
-        <w:t>180</w:t>
-      </w:r>
-      <w:r>
-        <w:rPr>
-          <w:rStyle w:val="NormalTok"/>
-        </w:rPr>
-        <w:t>)</w:t>
-      </w:r>
-      <w:r>
-        <w:br/>
-      </w:r>
-      <w:r>
-        <w:rPr>
-          <w:rStyle w:val="NormalTok"/>
-        </w:rPr>
-        <w:t xml:space="preserve">    plt.show()</w:t>
-      </w:r>
-      <w:r>
-        <w:br/>
-      </w:r>
-      <w:r>
-        <w:br/>
-      </w:r>
-      <w:r>
-        <w:br/>
-      </w:r>
-      <w:r>
-        <w:rPr>
-          <w:rStyle w:val="CommentTok"/>
-        </w:rPr>
-        <w:t># Execute Task 3</w:t>
-      </w:r>
-      <w:r>
-        <w:br/>
-      </w:r>
-      <w:r>
-        <w:rPr>
-          <w:rStyle w:val="NormalTok"/>
-        </w:rPr>
-        <w:t xml:space="preserve">trajectory </w:t>
-      </w:r>
-      <w:r>
-        <w:rPr>
-          <w:rStyle w:val="OperatorTok"/>
-        </w:rPr>
-        <w:t>=</w:t>
-      </w:r>
-      <w:r>
-        <w:rPr>
-          <w:rStyle w:val="NormalTok"/>
-        </w:rPr>
-        <w:t xml:space="preserve"> simulate_policy_trajectory(env, result.policy)</w:t>
-      </w:r>
-      <w:r>
-        <w:br/>
-      </w:r>
-      <w:r>
-        <w:br/>
-      </w:r>
-      <w:r>
-        <w:rPr>
-          <w:rStyle w:val="CommentTok"/>
-        </w:rPr>
-        <w:t># Create all visualizations</w:t>
-      </w:r>
-      <w:r>
-        <w:br/>
-      </w:r>
-      <w:r>
-        <w:rPr>
-          <w:rStyle w:val="NormalTok"/>
-        </w:rPr>
-        <w:t>OUTPUT_DIR.mkdir(parents</w:t>
-      </w:r>
-      <w:r>
-        <w:rPr>
-          <w:rStyle w:val="OperatorTok"/>
-        </w:rPr>
-        <w:t>=</w:t>
-      </w:r>
-      <w:r>
-        <w:rPr>
-          <w:rStyle w:val="VariableTok"/>
-        </w:rPr>
-        <w:t>True</w:t>
-      </w:r>
-      <w:r>
-        <w:rPr>
-          <w:rStyle w:val="NormalTok"/>
-        </w:rPr>
-        <w:t>, exist_ok</w:t>
-      </w:r>
-      <w:r>
-        <w:rPr>
-          <w:rStyle w:val="OperatorTok"/>
-        </w:rPr>
-        <w:t>=</w:t>
-      </w:r>
-      <w:r>
-        <w:rPr>
-          <w:rStyle w:val="VariableTok"/>
-        </w:rPr>
-        <w:t>True</w:t>
-      </w:r>
-      <w:r>
-        <w:rPr>
-          <w:rStyle w:val="NormalTok"/>
-        </w:rPr>
-        <w:t>)</w:t>
-      </w:r>
-      <w:r>
-        <w:br/>
-      </w:r>
-      <w:r>
-        <w:rPr>
-          <w:rStyle w:val="NormalTok"/>
-        </w:rPr>
-        <w:t>FIGURE_DIR.mkdir(parents</w:t>
-      </w:r>
-      <w:r>
-        <w:rPr>
-          <w:rStyle w:val="OperatorTok"/>
-        </w:rPr>
-        <w:t>=</w:t>
-      </w:r>
-      <w:r>
-        <w:rPr>
-          <w:rStyle w:val="VariableTok"/>
-        </w:rPr>
-        <w:t>True</w:t>
-      </w:r>
-      <w:r>
-        <w:rPr>
-          <w:rStyle w:val="NormalTok"/>
-        </w:rPr>
-        <w:t>, exist_ok</w:t>
-      </w:r>
-      <w:r>
-        <w:rPr>
-          <w:rStyle w:val="OperatorTok"/>
-        </w:rPr>
-        <w:t>=</w:t>
-      </w:r>
-      <w:r>
-        <w:rPr>
-          <w:rStyle w:val="VariableTok"/>
-        </w:rPr>
-        <w:t>True</w:t>
-      </w:r>
-      <w:r>
-        <w:rPr>
-          <w:rStyle w:val="NormalTok"/>
-        </w:rPr>
-        <w:t>)</w:t>
-      </w:r>
-      <w:r>
-        <w:br/>
-      </w:r>
-      <w:r>
-        <w:br/>
-      </w:r>
-      <w:r>
-        <w:rPr>
-          <w:rStyle w:val="NormalTok"/>
-        </w:rPr>
-        <w:t>plot_symbol_grid(env, DP_GRID_FIGURE_PATH)</w:t>
-      </w:r>
-      <w:r>
-        <w:br/>
-      </w:r>
-      <w:r>
-        <w:rPr>
-          <w:rStyle w:val="NormalTok"/>
-        </w:rPr>
-        <w:t>plot_policy_grid(env, result, DP_POLICY_FIGURE_PATH)</w:t>
-      </w:r>
-      <w:r>
-        <w:br/>
-      </w:r>
-      <w:r>
-        <w:rPr>
-          <w:rStyle w:val="NormalTok"/>
-        </w:rPr>
-        <w:t>plot_trajectory(env, trajectory, DP_TRAJECTORY_FIGURE_PATH)</w:t>
-      </w:r>
-      <w:r>
-        <w:br/>
-      </w:r>
-      <w:r>
-        <w:br/>
-      </w:r>
-      <w:r>
-        <w:rPr>
-          <w:rStyle w:val="CommentTok"/>
-        </w:rPr>
-        <w:t># Print results</w:t>
-      </w:r>
-      <w:r>
-        <w:br/>
-      </w:r>
-      <w:r>
-        <w:rPr>
-          <w:rStyle w:val="BuiltInTok"/>
-        </w:rPr>
-        <w:t>print</w:t>
-      </w:r>
-      <w:r>
-        <w:rPr>
-          <w:rStyle w:val="NormalTok"/>
-        </w:rPr>
-        <w:t>(</w:t>
-      </w:r>
-      <w:r>
-        <w:rPr>
-          <w:rStyle w:val="StringTok"/>
-        </w:rPr>
-        <w:t>"</w:t>
-      </w:r>
-      <w:r>
-        <w:rPr>
-          <w:rStyle w:val="CharTok"/>
-        </w:rPr>
-        <w:t>\n</w:t>
-      </w:r>
-      <w:r>
-        <w:rPr>
-          <w:rStyle w:val="StringTok"/>
-        </w:rPr>
-        <w:t>TASK 3: Policy Visualization and Rescue Sequence"</w:t>
-      </w:r>
-      <w:r>
-        <w:rPr>
-          <w:rStyle w:val="NormalTok"/>
-        </w:rPr>
-        <w:t>)</w:t>
-      </w:r>
-      <w:r>
-        <w:br/>
-      </w:r>
-      <w:r>
-        <w:rPr>
-          <w:rStyle w:val="BuiltInTok"/>
-        </w:rPr>
-        <w:t>print</w:t>
-      </w:r>
-      <w:r>
-        <w:rPr>
-          <w:rStyle w:val="NormalTok"/>
-        </w:rPr>
-        <w:t>(</w:t>
-      </w:r>
-      <w:r>
-        <w:rPr>
-          <w:rStyle w:val="StringTok"/>
-        </w:rPr>
-        <w:t>"-"</w:t>
-      </w:r>
-      <w:r>
-        <w:rPr>
-          <w:rStyle w:val="NormalTok"/>
-        </w:rPr>
-        <w:t xml:space="preserve"> </w:t>
-      </w:r>
-      <w:r>
-        <w:rPr>
-          <w:rStyle w:val="OperatorTok"/>
-        </w:rPr>
-        <w:t>*</w:t>
-      </w:r>
-      <w:r>
-        <w:rPr>
-          <w:rStyle w:val="NormalTok"/>
-        </w:rPr>
-        <w:t xml:space="preserve"> </w:t>
-      </w:r>
-      <w:r>
-        <w:rPr>
-          <w:rStyle w:val="DecValTok"/>
-        </w:rPr>
-        <w:t>90</w:t>
-      </w:r>
-      <w:r>
-        <w:rPr>
-          <w:rStyle w:val="NormalTok"/>
-        </w:rPr>
-        <w:t>)</w:t>
-      </w:r>
-      <w:r>
-        <w:br/>
-      </w:r>
-      <w:r>
-        <w:rPr>
-          <w:rStyle w:val="ControlFlowTok"/>
-        </w:rPr>
-        <w:t>if</w:t>
-      </w:r>
-      <w:r>
-        <w:rPr>
-          <w:rStyle w:val="NormalTok"/>
-        </w:rPr>
-        <w:t xml:space="preserve"> trajectory.empty:</w:t>
-      </w:r>
-      <w:r>
-        <w:br/>
-      </w:r>
-      <w:r>
-        <w:rPr>
-          <w:rStyle w:val="NormalTok"/>
-        </w:rPr>
-        <w:t xml:space="preserve">    </w:t>
-      </w:r>
-      <w:r>
-        <w:rPr>
-          <w:rStyle w:val="BuiltInTok"/>
-        </w:rPr>
-        <w:t>print</w:t>
-      </w:r>
-      <w:r>
-        <w:rPr>
-          <w:rStyle w:val="NormalTok"/>
-        </w:rPr>
-        <w:t>(</w:t>
-      </w:r>
-      <w:r>
-        <w:rPr>
-          <w:rStyle w:val="StringTok"/>
-        </w:rPr>
-        <w:t>"The representative policy trajectory is empty because the initial state is terminal."</w:t>
+        <w:t>terminal."</w:t>
       </w:r>
       <w:r>
         <w:rPr>
@@ -24206,15 +24516,15 @@
     <w:p>
       <w:pPr>
         <w:pStyle w:val="FirstParagraph"/>
+        <w:jc w:val="center"/>
       </w:pPr>
       <w:r>
         <w:rPr>
           <w:noProof/>
         </w:rPr>
-        <w:lastRenderedPageBreak/>
         <w:drawing>
-          <wp:inline distT="0" distB="0" distL="0" distR="0" wp14:anchorId="432B2A92" wp14:editId="3AB283FE">
-            <wp:extent cx="3268980" cy="3009900"/>
+          <wp:inline distT="0" distB="0" distL="0" distR="0" wp14:anchorId="2C054360" wp14:editId="6941A51C">
+            <wp:extent cx="3419475" cy="2886075"/>
             <wp:effectExtent l="0" t="0" r="0" b="0"/>
             <wp:docPr id="40" name="Picture"/>
             <wp:cNvGraphicFramePr/>
@@ -24236,7 +24546,7 @@
                   <pic:spPr bwMode="auto">
                     <a:xfrm>
                       <a:off x="0" y="0"/>
-                      <a:ext cx="3268980" cy="3009900"/>
+                      <a:ext cx="3419475" cy="2886075"/>
                     </a:xfrm>
                     <a:prstGeom prst="rect">
                       <a:avLst/>
@@ -24255,15 +24565,15 @@
         </w:drawing>
       </w:r>
       <w:r>
-        <w:t xml:space="preserve">    </w:t>
+        <w:t xml:space="preserve">     </w:t>
       </w:r>
       <w:r>
         <w:rPr>
           <w:noProof/>
         </w:rPr>
         <w:drawing>
-          <wp:inline distT="0" distB="0" distL="0" distR="0" wp14:anchorId="0F9BB1EC" wp14:editId="4C93DD9A">
-            <wp:extent cx="3276600" cy="3009900"/>
+          <wp:inline distT="0" distB="0" distL="0" distR="0" wp14:anchorId="6C62DE1C" wp14:editId="7A0734CA">
+            <wp:extent cx="3067050" cy="2905125"/>
             <wp:effectExtent l="0" t="0" r="0" b="0"/>
             <wp:docPr id="43" name="Picture"/>
             <wp:cNvGraphicFramePr/>
@@ -24285,7 +24595,7 @@
                   <pic:spPr bwMode="auto">
                     <a:xfrm>
                       <a:off x="0" y="0"/>
-                      <a:ext cx="3276600" cy="3009900"/>
+                      <a:ext cx="3067050" cy="2905125"/>
                     </a:xfrm>
                     <a:prstGeom prst="rect">
                       <a:avLst/>
@@ -24314,8 +24624,8 @@
           <w:noProof/>
         </w:rPr>
         <w:drawing>
-          <wp:inline distT="0" distB="0" distL="0" distR="0" wp14:anchorId="607D6978" wp14:editId="123B0DE1">
-            <wp:extent cx="4091940" cy="3718560"/>
+          <wp:inline distT="0" distB="0" distL="0" distR="0" wp14:anchorId="35B19F0B" wp14:editId="2E01C730">
+            <wp:extent cx="4743450" cy="4343400"/>
             <wp:effectExtent l="0" t="0" r="0" b="0"/>
             <wp:docPr id="46" name="Picture"/>
             <wp:cNvGraphicFramePr/>
@@ -24337,7 +24647,7 @@
                   <pic:spPr bwMode="auto">
                     <a:xfrm>
                       <a:off x="0" y="0"/>
-                      <a:ext cx="4091940" cy="3718560"/>
+                      <a:ext cx="4743450" cy="4343400"/>
                     </a:xfrm>
                     <a:prstGeom prst="rect">
                       <a:avLst/>
@@ -24361,6 +24671,7 @@
         <w:pStyle w:val="SourceCode"/>
       </w:pPr>
       <w:r>
+        <w:lastRenderedPageBreak/>
         <w:br/>
       </w:r>
       <w:r>
@@ -24412,7 +24723,133 @@
         <w:rPr>
           <w:rStyle w:val="VerbatimChar"/>
         </w:rPr>
-        <w:t xml:space="preserve">    2    1    0               9                    0          DOWN          DOWN    -1.0          -2.0         2         0              8                   0                             </w:t>
+        <w:t xml:space="preserve">    2    1    0               9                    0          DOWN          DOWN    -1.0          -2.0         2         0              8                   0                             regular transition</w:t>
+      </w:r>
+      <w:r>
+        <w:br/>
+      </w:r>
+      <w:r>
+        <w:rPr>
+          <w:rStyle w:val="VerbatimChar"/>
+        </w:rPr>
+        <w:t xml:space="preserve">    3    2    0               8                    0         RIGHT         RIGHT    -1.0          -3.0         2         1              7                   0                             regular transition</w:t>
+      </w:r>
+      <w:r>
+        <w:br/>
+      </w:r>
+      <w:r>
+        <w:rPr>
+          <w:rStyle w:val="VerbatimChar"/>
+        </w:rPr>
+        <w:t xml:space="preserve">    4    2    1               7                    0          DOWN          DOWN    -1.0          -4.0         3         1              6                   0                             regular transition</w:t>
+      </w:r>
+      <w:r>
+        <w:br/>
+      </w:r>
+      <w:r>
+        <w:rPr>
+          <w:rStyle w:val="VerbatimChar"/>
+        </w:rPr>
+        <w:t xml:space="preserve">    5    3    1               6                    0          DOWN          DOWN     4.0           0.0         4         1             10                   0      reached charging station with low battery</w:t>
+      </w:r>
+      <w:r>
+        <w:br/>
+      </w:r>
+      <w:r>
+        <w:rPr>
+          <w:rStyle w:val="VerbatimChar"/>
+        </w:rPr>
+        <w:t xml:space="preserve">    6    4    1              10                    0         RIGHT         RIGHT    -1.0          -1.0         4         2              9                   0                             regular transition</w:t>
+      </w:r>
+      <w:r>
+        <w:br/>
+      </w:r>
+      <w:r>
+        <w:rPr>
+          <w:rStyle w:val="VerbatimChar"/>
+        </w:rPr>
+        <w:t xml:space="preserve">    7    4    2               9                    0            UP            UP    -1.0          -2.0         3         2              8                   0                             regular transition</w:t>
+      </w:r>
+      <w:r>
+        <w:br/>
+      </w:r>
+      <w:r>
+        <w:rPr>
+          <w:rStyle w:val="VerbatimChar"/>
+        </w:rPr>
+        <w:t xml:space="preserve">    8    3    2               8                    0         RIGHT         RIGHT    19.0          17.0         3         3              7                   2                               rescued target 1</w:t>
+      </w:r>
+      <w:r>
+        <w:br/>
+      </w:r>
+      <w:r>
+        <w:rPr>
+          <w:rStyle w:val="VerbatimChar"/>
+        </w:rPr>
+        <w:t xml:space="preserve">    9    3    3               7                    2            UP            UP    -1.0          16.0         2         3              6                   2                             regular transition</w:t>
+      </w:r>
+      <w:r>
+        <w:br/>
+      </w:r>
+      <w:r>
+        <w:rPr>
+          <w:rStyle w:val="VerbatimChar"/>
+        </w:rPr>
+        <w:t xml:space="preserve">   10    2    3               6                    2            UP            UP    -1.0          15.0         1         3              5                   2                             regular transition</w:t>
+      </w:r>
+      <w:r>
+        <w:br/>
+      </w:r>
+      <w:r>
+        <w:rPr>
+          <w:rStyle w:val="VerbatimChar"/>
+        </w:rPr>
+        <w:t xml:space="preserve">   11    1    3               5                    2         RIGHT         RIGHT    -1.0          14.0         1         4              4                   2                             regular transition</w:t>
+      </w:r>
+      <w:r>
+        <w:br/>
+      </w:r>
+      <w:r>
+        <w:rPr>
+          <w:rStyle w:val="VerbatimChar"/>
+        </w:rPr>
+        <w:t xml:space="preserve">   12    1    4               4                    2         RIGHT         RIGHT    19.0          33.0         1         5              3                   3                               rescued target 0</w:t>
+      </w:r>
+      <w:r>
+        <w:br/>
+      </w:r>
+      <w:r>
+        <w:rPr>
+          <w:rStyle w:val="VerbatimChar"/>
+        </w:rPr>
+        <w:t xml:space="preserve">   13    1    5               3                    3            UP            UP    -1.0          32.0         0         5              2                   3                             regular transition</w:t>
+      </w:r>
+      <w:r>
+        <w:br/>
+      </w:r>
+      <w:r>
+        <w:rPr>
+          <w:rStyle w:val="VerbatimChar"/>
+        </w:rPr>
+        <w:t xml:space="preserve">   14    0    5               2                    3          LEFT          LEFT     4.0          36.0         0         4             10                   3      reached charging station with low battery</w:t>
+      </w:r>
+      <w:r>
+        <w:br/>
+      </w:r>
+      <w:r>
+        <w:rPr>
+          <w:rStyle w:val="VerbatimChar"/>
+        </w:rPr>
+        <w:t xml:space="preserve">   15    0    4              10                    3          DOWN          DOWN    -1.0          35.0         1         4              9                   3                             regular transition</w:t>
+      </w:r>
+      <w:r>
+        <w:br/>
+      </w:r>
+      <w:r>
+        <w:rPr>
+          <w:rStyle w:val="VerbatimChar"/>
+        </w:rPr>
+        <w:t xml:space="preserve">   16    1    4               9                    3          DOWN          DOWN    -1.0          34.0         2         4              8                   3                             </w:t>
       </w:r>
       <w:r>
         <w:rPr>
@@ -24420,132 +24857,6 @@
         </w:rPr>
         <w:lastRenderedPageBreak/>
         <w:t>regular transition</w:t>
-      </w:r>
-      <w:r>
-        <w:br/>
-      </w:r>
-      <w:r>
-        <w:rPr>
-          <w:rStyle w:val="VerbatimChar"/>
-        </w:rPr>
-        <w:t xml:space="preserve">    3    2    0               8                    0         RIGHT         RIGHT    -1.0          -3.0         2         1              7                   0                             regular transition</w:t>
-      </w:r>
-      <w:r>
-        <w:br/>
-      </w:r>
-      <w:r>
-        <w:rPr>
-          <w:rStyle w:val="VerbatimChar"/>
-        </w:rPr>
-        <w:t xml:space="preserve">    4    2    1               7                    0          DOWN          DOWN    -1.0          -4.0         3         1              6                   0                             regular transition</w:t>
-      </w:r>
-      <w:r>
-        <w:br/>
-      </w:r>
-      <w:r>
-        <w:rPr>
-          <w:rStyle w:val="VerbatimChar"/>
-        </w:rPr>
-        <w:t xml:space="preserve">    5    3    1               6                    0          DOWN          DOWN     4.0           0.0         4         1             10                   0      reached charging station with low battery</w:t>
-      </w:r>
-      <w:r>
-        <w:br/>
-      </w:r>
-      <w:r>
-        <w:rPr>
-          <w:rStyle w:val="VerbatimChar"/>
-        </w:rPr>
-        <w:t xml:space="preserve">    6    4    1              10                    0         RIGHT         RIGHT    -1.0          -1.0         4         2              9                   0                             regular transition</w:t>
-      </w:r>
-      <w:r>
-        <w:br/>
-      </w:r>
-      <w:r>
-        <w:rPr>
-          <w:rStyle w:val="VerbatimChar"/>
-        </w:rPr>
-        <w:t xml:space="preserve">    7    4    2               9                    0            UP            UP    -1.0          -2.0         3         2              8                   0                             regular transition</w:t>
-      </w:r>
-      <w:r>
-        <w:br/>
-      </w:r>
-      <w:r>
-        <w:rPr>
-          <w:rStyle w:val="VerbatimChar"/>
-        </w:rPr>
-        <w:t xml:space="preserve">    8    3    2               8                    0         RIGHT         RIGHT    19.0          17.0         3         3              7                   2                               rescued target 1</w:t>
-      </w:r>
-      <w:r>
-        <w:br/>
-      </w:r>
-      <w:r>
-        <w:rPr>
-          <w:rStyle w:val="VerbatimChar"/>
-        </w:rPr>
-        <w:t xml:space="preserve">    9    3    3               7                    2            UP            UP    -1.0          16.0         2         3              6                   2                             regular transition</w:t>
-      </w:r>
-      <w:r>
-        <w:br/>
-      </w:r>
-      <w:r>
-        <w:rPr>
-          <w:rStyle w:val="VerbatimChar"/>
-        </w:rPr>
-        <w:t xml:space="preserve">   10    2    3               6                    2            UP            UP    -1.0          15.0         1         3              5                   2                             regular transition</w:t>
-      </w:r>
-      <w:r>
-        <w:br/>
-      </w:r>
-      <w:r>
-        <w:rPr>
-          <w:rStyle w:val="VerbatimChar"/>
-        </w:rPr>
-        <w:t xml:space="preserve">   11    1    3               5                    2         RIGHT         RIGHT    -1.0          14.0         1         4              4                   2                             regular transition</w:t>
-      </w:r>
-      <w:r>
-        <w:br/>
-      </w:r>
-      <w:r>
-        <w:rPr>
-          <w:rStyle w:val="VerbatimChar"/>
-        </w:rPr>
-        <w:t xml:space="preserve">   12    1    4               4                    2         RIGHT         RIGHT    19.0          33.0         1         5              3                   3                               rescued target 0</w:t>
-      </w:r>
-      <w:r>
-        <w:br/>
-      </w:r>
-      <w:r>
-        <w:rPr>
-          <w:rStyle w:val="VerbatimChar"/>
-        </w:rPr>
-        <w:t xml:space="preserve">   13    1    5               3                    3            UP            UP    -1.0          32.0         0         5              2                   3                             regular transition</w:t>
-      </w:r>
-      <w:r>
-        <w:br/>
-      </w:r>
-      <w:r>
-        <w:rPr>
-          <w:rStyle w:val="VerbatimChar"/>
-        </w:rPr>
-        <w:t xml:space="preserve">   14    0    5               2                    3          LEFT          LEFT     4.0          36.0         0         4             10                   3      reached charging station with low battery</w:t>
-      </w:r>
-      <w:r>
-        <w:br/>
-      </w:r>
-      <w:r>
-        <w:rPr>
-          <w:rStyle w:val="VerbatimChar"/>
-        </w:rPr>
-        <w:t xml:space="preserve">   15    0    4              10                    3          DOWN          DOWN    -1.0          35.0         1         4              9                   3                             regular transition</w:t>
-      </w:r>
-      <w:r>
-        <w:br/>
-      </w:r>
-      <w:r>
-        <w:rPr>
-          <w:rStyle w:val="VerbatimChar"/>
-        </w:rPr>
-        <w:t xml:space="preserve">   16    1    4               9                    3          DOWN          DOWN    -1.0          34.0         2         4              8                   3                             regular transition</w:t>
       </w:r>
       <w:r>
         <w:br/>
@@ -24604,7 +24915,6 @@
       <w:bookmarkStart w:id="21" w:name="X8a05ec8fecf5002e5e67b384995ab19e95e5f9c"/>
       <w:bookmarkEnd w:id="19"/>
       <w:r>
-        <w:lastRenderedPageBreak/>
         <w:t>Task 4: State-Value Analysis (1 Mark)</w:t>
       </w:r>
     </w:p>
@@ -25651,6 +25961,7 @@
         <w:rPr>
           <w:rStyle w:val="NormalTok"/>
         </w:rPr>
+        <w:lastRenderedPageBreak/>
         <w:t xml:space="preserve">    plt.savefig(output_path, dpi</w:t>
       </w:r>
       <w:r>
@@ -25867,7 +26178,6 @@
         <w:rPr>
           <w:rStyle w:val="BuiltInTok"/>
         </w:rPr>
-        <w:lastRenderedPageBreak/>
         <w:t>print</w:t>
       </w:r>
       <w:r>
@@ -25953,8 +26263,8 @@
           <w:noProof/>
         </w:rPr>
         <w:drawing>
-          <wp:inline distT="0" distB="0" distL="0" distR="0" wp14:anchorId="39CE5BC8" wp14:editId="40B0ECF5">
-            <wp:extent cx="4671060" cy="3839210"/>
+          <wp:inline distT="0" distB="0" distL="0" distR="0" wp14:anchorId="7E66A87A" wp14:editId="5D03ED7E">
+            <wp:extent cx="4091652" cy="3663950"/>
             <wp:effectExtent l="0" t="0" r="0" b="0"/>
             <wp:docPr id="52" name="Picture"/>
             <wp:cNvGraphicFramePr/>
@@ -25976,7 +26286,7 @@
                   <pic:spPr bwMode="auto">
                     <a:xfrm>
                       <a:off x="0" y="0"/>
-                      <a:ext cx="4671320" cy="3839424"/>
+                      <a:ext cx="4096343" cy="3668151"/>
                     </a:xfrm>
                     <a:prstGeom prst="rect">
                       <a:avLst/>
@@ -26071,6 +26381,7 @@
       <w:bookmarkStart w:id="24" w:name="ada78719"/>
       <w:bookmarkEnd w:id="22"/>
       <w:r>
+        <w:lastRenderedPageBreak/>
         <w:t>Task 5: DP Scalability Discussion (1 Mark)</w:t>
       </w:r>
     </w:p>
@@ -26182,7 +26493,6 @@
         </w:numPr>
       </w:pPr>
       <w:r>
-        <w:lastRenderedPageBreak/>
         <w:t>Discuss how Deep RL methods could help</w:t>
       </w:r>
     </w:p>
@@ -27247,6 +27557,7 @@
         <w:br/>
       </w:r>
       <w:r>
+        <w:lastRenderedPageBreak/>
         <w:br/>
       </w:r>
       <w:r>
@@ -27667,14 +27978,7 @@
         <w:rPr>
           <w:rStyle w:val="StringTok"/>
         </w:rPr>
-        <w:t xml:space="preserve">"If weather conditions become dynamic, the weather state must also be included, </w:t>
-      </w:r>
-      <w:r>
-        <w:rPr>
-          <w:rStyle w:val="StringTok"/>
-        </w:rPr>
-        <w:lastRenderedPageBreak/>
-        <w:t>making the transition model and state enumeration much larger."</w:t>
+        <w:t>"If weather conditions become dynamic, the weather state must also be included, making the transition model and state enumeration much larger."</w:t>
       </w:r>
       <w:r>
         <w:rPr>
@@ -28417,6 +28721,7 @@
         <w:rPr>
           <w:rStyle w:val="VerbatimChar"/>
         </w:rPr>
+        <w:lastRenderedPageBreak/>
         <w:t>Why DP Becomes Difficult:</w:t>
       </w:r>
       <w:r>
@@ -28486,7 +28791,6 @@
         <w:rPr>
           <w:rStyle w:val="VerbatimChar"/>
         </w:rPr>
-        <w:lastRenderedPageBreak/>
         <w:t>Real-world autonomous drones operate in high-dimensional continuous spaces with partial observability.</w:t>
       </w:r>
       <w:r>
@@ -28749,7 +29053,7 @@
   <w:abstractNum w:abstractNumId="0" w15:restartNumberingAfterBreak="0">
     <w:nsid w:val="0000A990"/>
     <w:multiLevelType w:val="multilevel"/>
-    <w:tmpl w:val="B3C669FC"/>
+    <w:tmpl w:val="FED6EF2E"/>
     <w:lvl w:ilvl="0">
       <w:numFmt w:val="bullet"/>
       <w:lvlText w:val=" "/>
@@ -28826,7 +29130,7 @@
   <w:abstractNum w:abstractNumId="1" w15:restartNumberingAfterBreak="0">
     <w:nsid w:val="0000A991"/>
     <w:multiLevelType w:val="multilevel"/>
-    <w:tmpl w:val="C358B890"/>
+    <w:tmpl w:val="65DE85B6"/>
     <w:lvl w:ilvl="0">
       <w:numFmt w:val="bullet"/>
       <w:lvlText w:val="•"/>
@@ -28903,7 +29207,7 @@
   <w:abstractNum w:abstractNumId="2" w15:restartNumberingAfterBreak="0">
     <w:nsid w:val="00A99201"/>
     <w:multiLevelType w:val="multilevel"/>
-    <w:tmpl w:val="25BE6CF4"/>
+    <w:tmpl w:val="3A46D7A0"/>
     <w:lvl w:ilvl="0">
       <w:start w:val="1"/>
       <w:numFmt w:val="decimal"/>
@@ -28986,13 +29290,13 @@
       </w:pPr>
     </w:lvl>
   </w:abstractNum>
-  <w:num w:numId="1" w16cid:durableId="551774637">
+  <w:num w:numId="1" w16cid:durableId="2107654472">
     <w:abstractNumId w:val="0"/>
   </w:num>
-  <w:num w:numId="2" w16cid:durableId="1943294456">
+  <w:num w:numId="2" w16cid:durableId="544289924">
     <w:abstractNumId w:val="1"/>
   </w:num>
-  <w:num w:numId="3" w16cid:durableId="19285112">
+  <w:num w:numId="3" w16cid:durableId="609625643">
     <w:abstractNumId w:val="2"/>
     <w:lvlOverride w:ilvl="0">
       <w:startOverride w:val="1"/>
@@ -29022,10 +29326,10 @@
       <w:startOverride w:val="1"/>
     </w:lvlOverride>
   </w:num>
-  <w:num w:numId="4" w16cid:durableId="2072262631">
+  <w:num w:numId="4" w16cid:durableId="1097017176">
     <w:abstractNumId w:val="1"/>
   </w:num>
-  <w:num w:numId="5" w16cid:durableId="727268737">
+  <w:num w:numId="5" w16cid:durableId="1800495408">
     <w:abstractNumId w:val="2"/>
     <w:lvlOverride w:ilvl="0">
       <w:startOverride w:val="1"/>
@@ -29055,7 +29359,7 @@
       <w:startOverride w:val="1"/>
     </w:lvlOverride>
   </w:num>
-  <w:num w:numId="6" w16cid:durableId="1669600504">
+  <w:num w:numId="6" w16cid:durableId="1598557798">
     <w:abstractNumId w:val="2"/>
     <w:lvlOverride w:ilvl="0">
       <w:startOverride w:val="1"/>
@@ -29085,7 +29389,7 @@
       <w:startOverride w:val="1"/>
     </w:lvlOverride>
   </w:num>
-  <w:num w:numId="7" w16cid:durableId="1184321933">
+  <w:num w:numId="7" w16cid:durableId="530654531">
     <w:abstractNumId w:val="2"/>
     <w:lvlOverride w:ilvl="0">
       <w:startOverride w:val="1"/>
@@ -29115,7 +29419,7 @@
       <w:startOverride w:val="1"/>
     </w:lvlOverride>
   </w:num>
-  <w:num w:numId="8" w16cid:durableId="689527819">
+  <w:num w:numId="8" w16cid:durableId="1174340431">
     <w:abstractNumId w:val="2"/>
     <w:lvlOverride w:ilvl="0">
       <w:startOverride w:val="1"/>
@@ -29145,10 +29449,10 @@
       <w:startOverride w:val="1"/>
     </w:lvlOverride>
   </w:num>
-  <w:num w:numId="9" w16cid:durableId="444158018">
+  <w:num w:numId="9" w16cid:durableId="587733035">
     <w:abstractNumId w:val="1"/>
   </w:num>
-  <w:num w:numId="10" w16cid:durableId="616329773">
+  <w:num w:numId="10" w16cid:durableId="2052463286">
     <w:abstractNumId w:val="2"/>
     <w:lvlOverride w:ilvl="0">
       <w:startOverride w:val="1"/>
